--- a/百度网盘 new promax教程v2.docx
+++ b/百度网盘 new promax教程v2.docx
@@ -6,12 +6,112 @@
       <w:pPr>
         <w:pStyle w:val="a3"/>
       </w:pPr>
-      <w:r>
-        <w:rPr>
-          <w:rFonts w:hint="eastAsia"/>
-        </w:rPr>
-        <w:t>百度网盘 new promax教程v2</w:t>
-      </w:r>
+      <w:proofErr w:type="gramStart"/>
+      <w:r>
+        <w:rPr>
+          <w:rFonts w:hint="eastAsia"/>
+        </w:rPr>
+        <w:t>百度网盘</w:t>
+      </w:r>
+      <w:proofErr w:type="gramEnd"/>
+      <w:r>
+        <w:rPr>
+          <w:rFonts w:hint="eastAsia"/>
+        </w:rPr>
+        <w:t xml:space="preserve"> new </w:t>
+      </w:r>
+      <w:proofErr w:type="spellStart"/>
+      <w:r>
+        <w:rPr>
+          <w:rFonts w:hint="eastAsia"/>
+        </w:rPr>
+        <w:t>promax</w:t>
+      </w:r>
+      <w:proofErr w:type="spellEnd"/>
+      <w:r>
+        <w:rPr>
+          <w:rFonts w:hint="eastAsia"/>
+        </w:rPr>
+        <w:t>教程v2</w:t>
+      </w:r>
+    </w:p>
+    <w:p>
+      <w:r>
+        <w:rPr>
+          <w:i/>
+          <w:iCs/>
+        </w:rPr>
+        <w:t>本站点的最大改进旨在</w:t>
+      </w:r>
+      <w:r>
+        <w:rPr>
+          <w:b/>
+          <w:bCs/>
+        </w:rPr>
+        <w:t>彻底解决手机</w:t>
+      </w:r>
+      <w:proofErr w:type="gramStart"/>
+      <w:r>
+        <w:rPr>
+          <w:b/>
+          <w:bCs/>
+        </w:rPr>
+        <w:t>端同学</w:t>
+      </w:r>
+      <w:proofErr w:type="gramEnd"/>
+      <w:r>
+        <w:rPr>
+          <w:b/>
+          <w:bCs/>
+        </w:rPr>
+        <w:t>无法直接下载大文件（&gt;20MB）的问题</w:t>
+      </w:r>
+      <w:r>
+        <w:rPr>
+          <w:i/>
+          <w:iCs/>
+        </w:rPr>
+        <w:t xml:space="preserve">。对于电脑端用户，您依然可以沿用传统的 </w:t>
+      </w:r>
+      <w:r>
+        <w:rPr>
+          <w:rFonts w:hint="eastAsia"/>
+          <w:i/>
+          <w:iCs/>
+        </w:rPr>
+        <w:t>N</w:t>
+      </w:r>
+      <w:r>
+        <w:rPr>
+          <w:i/>
+          <w:iCs/>
+        </w:rPr>
+        <w:t>DM/</w:t>
+      </w:r>
+      <w:proofErr w:type="spellStart"/>
+      <w:r>
+        <w:rPr>
+          <w:i/>
+          <w:iCs/>
+        </w:rPr>
+        <w:t>Alist</w:t>
+      </w:r>
+      <w:proofErr w:type="spellEnd"/>
+      <w:r>
+        <w:rPr>
+          <w:i/>
+          <w:iCs/>
+        </w:rPr>
+        <w:t xml:space="preserve"> 直链方案。</w:t>
+      </w:r>
+    </w:p>
+    <w:p>
+      <w:pPr>
+        <w:rPr>
+          <w:rFonts w:hint="eastAsia"/>
+          <w:color w:val="EE0000"/>
+        </w:rPr>
+      </w:pPr>
     </w:p>
     <w:p>
       <w:pPr>
@@ -20,6 +120,9 @@
           <w:ilvl w:val="0"/>
           <w:numId w:val="1"/>
         </w:numPr>
+        <w:rPr>
+          <w:rFonts w:hint="eastAsia"/>
+        </w:rPr>
       </w:pPr>
       <w:r>
         <w:rPr>
@@ -33,7 +136,7 @@
         <w:widowControl/>
         <w:ind w:leftChars="200" w:left="420"/>
         <w:rPr>
-          <w:rFonts w:asciiTheme="minorEastAsia" w:hAnsiTheme="minorEastAsia"/>
+          <w:rFonts w:asciiTheme="minorEastAsia" w:hAnsiTheme="minorEastAsia" w:hint="eastAsia"/>
           <w:b/>
           <w:bCs/>
           <w:sz w:val="18"/>
@@ -98,13 +201,14 @@
         <w:widowControl/>
         <w:ind w:leftChars="200" w:left="420"/>
         <w:rPr>
-          <w:rFonts w:asciiTheme="minorEastAsia" w:hAnsiTheme="minorEastAsia"/>
+          <w:rFonts w:asciiTheme="minorEastAsia" w:hAnsiTheme="minorEastAsia" w:hint="eastAsia"/>
           <w:b/>
           <w:bCs/>
           <w:sz w:val="18"/>
           <w:szCs w:val="18"/>
         </w:rPr>
       </w:pPr>
+      <w:proofErr w:type="spellStart"/>
       <w:r>
         <w:rPr>
           <w:rFonts w:asciiTheme="minorEastAsia" w:hAnsiTheme="minorEastAsia" w:hint="eastAsia"/>
@@ -113,12 +217,10 @@
           <w:sz w:val="18"/>
           <w:szCs w:val="18"/>
         </w:rPr>
-        <w:t>Alist：</w:t>
-      </w:r>
-    </w:p>
-    <w:p>
-      <w:pPr>
-        <w:widowControl/>
+        <w:t>Alist</w:t>
+      </w:r>
+      <w:proofErr w:type="spellEnd"/>
+      <w:r>
         <w:rPr>
           <w:rFonts w:asciiTheme="minorEastAsia" w:hAnsiTheme="minorEastAsia" w:hint="eastAsia"/>
           <w:b/>
@@ -126,14 +228,12 @@
           <w:sz w:val="18"/>
           <w:szCs w:val="18"/>
         </w:rPr>
-      </w:pPr>
-      <w:r>
-        <w:tab/>
-      </w:r>
-      <w:r>
-        <w:tab/>
-      </w:r>
-      <w:r>
+        <w:t>：</w:t>
+      </w:r>
+    </w:p>
+    <w:p>
+      <w:pPr>
+        <w:widowControl/>
         <w:rPr>
           <w:rFonts w:asciiTheme="minorEastAsia" w:hAnsiTheme="minorEastAsia" w:hint="eastAsia"/>
           <w:b/>
@@ -141,16 +241,31 @@
           <w:sz w:val="18"/>
           <w:szCs w:val="18"/>
         </w:rPr>
-        <w:t>访问网址（ipv6）：</w:t>
-      </w:r>
-      <w:r>
-        <w:rPr>
-          <w:rFonts w:asciiTheme="minorEastAsia" w:hAnsiTheme="minorEastAsia"/>
+      </w:pPr>
+      <w:r>
+        <w:tab/>
+      </w:r>
+      <w:r>
+        <w:tab/>
+      </w:r>
+      <w:r>
+        <w:rPr>
+          <w:rFonts w:asciiTheme="minorEastAsia" w:hAnsiTheme="minorEastAsia" w:hint="eastAsia"/>
           <w:b/>
           <w:bCs/>
           <w:sz w:val="18"/>
           <w:szCs w:val="18"/>
         </w:rPr>
+        <w:t>访问网址（ipv6）：</w:t>
+      </w:r>
+      <w:r>
+        <w:rPr>
+          <w:rFonts w:asciiTheme="minorEastAsia" w:hAnsiTheme="minorEastAsia"/>
+          <w:b/>
+          <w:bCs/>
+          <w:sz w:val="18"/>
+          <w:szCs w:val="18"/>
+        </w:rPr>
         <w:t>https://alist.0d000721.ltd:45567</w:t>
       </w:r>
     </w:p>
@@ -176,26 +291,39 @@
         </w:rPr>
         <w:t>访问网址（ipv4）：</w:t>
       </w:r>
-      <w:hyperlink r:id="rId6" w:history="1">
-        <w:r>
-          <w:rPr>
-            <w:rStyle w:val="ae"/>
-            <w:rFonts w:asciiTheme="minorEastAsia" w:hAnsiTheme="minorEastAsia" w:hint="eastAsia"/>
-            <w:b/>
-            <w:bCs/>
-            <w:sz w:val="18"/>
-            <w:szCs w:val="18"/>
-          </w:rPr>
-          <w:t>https://frp-gap.com:37492</w:t>
-        </w:r>
-      </w:hyperlink>
+      <w:r>
+        <w:fldChar w:fldCharType="begin"/>
+      </w:r>
+      <w:r>
+        <w:instrText>HYPERLINK "https://frp-gap.com:37492"</w:instrText>
+      </w:r>
+      <w:r>
+        <w:rPr>
+          <w:rFonts w:hint="eastAsia"/>
+        </w:rPr>
+        <w:fldChar w:fldCharType="separate"/>
+      </w:r>
+      <w:r>
+        <w:rPr>
+          <w:rStyle w:val="ae"/>
+          <w:rFonts w:asciiTheme="minorEastAsia" w:hAnsiTheme="minorEastAsia" w:hint="eastAsia"/>
+          <w:b/>
+          <w:bCs/>
+          <w:sz w:val="18"/>
+          <w:szCs w:val="18"/>
+        </w:rPr>
+        <w:t>https://frp-gap.com:37492</w:t>
+      </w:r>
+      <w:r>
+        <w:fldChar w:fldCharType="end"/>
+      </w:r>
     </w:p>
     <w:p>
       <w:pPr>
         <w:widowControl/>
         <w:ind w:left="420" w:firstLine="420"/>
         <w:rPr>
-          <w:rFonts w:asciiTheme="minorEastAsia" w:hAnsiTheme="minorEastAsia"/>
+          <w:rFonts w:asciiTheme="minorEastAsia" w:hAnsiTheme="minorEastAsia" w:hint="eastAsia"/>
           <w:b/>
           <w:bCs/>
           <w:sz w:val="18"/>
@@ -222,7 +350,7 @@
           <w:numId w:val="1"/>
         </w:numPr>
         <w:rPr>
-          <w:rFonts w:asciiTheme="minorEastAsia" w:hAnsiTheme="minorEastAsia"/>
+          <w:rFonts w:asciiTheme="minorEastAsia" w:hAnsiTheme="minorEastAsia" w:hint="eastAsia"/>
           <w:b/>
           <w:bCs/>
           <w:sz w:val="18"/>
@@ -273,7 +401,7 @@
                     <pic:cNvPicPr/>
                   </pic:nvPicPr>
                   <pic:blipFill>
-                    <a:blip r:embed="rId7"/>
+                    <a:blip r:embed="rId6"/>
                     <a:stretch>
                       <a:fillRect/>
                     </a:stretch>
@@ -303,21 +431,23 @@
           <w:szCs w:val="18"/>
         </w:rPr>
       </w:pPr>
+      <w:proofErr w:type="gramStart"/>
       <w:r>
         <w:rPr>
           <w:rFonts w:asciiTheme="minorEastAsia" w:hAnsiTheme="minorEastAsia" w:hint="eastAsia"/>
           <w:sz w:val="18"/>
           <w:szCs w:val="18"/>
         </w:rPr>
-        <w:t>小登们点击以游客身份登陆按钮登陆至</w:t>
-      </w:r>
+        <w:t>小登们点击</w:t>
+      </w:r>
+      <w:proofErr w:type="gramEnd"/>
       <w:r>
         <w:rPr>
           <w:rFonts w:asciiTheme="minorEastAsia" w:hAnsiTheme="minorEastAsia" w:hint="eastAsia"/>
           <w:sz w:val="18"/>
           <w:szCs w:val="18"/>
         </w:rPr>
-        <w:t>网站</w:t>
+        <w:t>以游客身份登陆按钮登陆至网站</w:t>
       </w:r>
     </w:p>
     <w:p>
@@ -334,11 +464,19 @@
         </w:rPr>
         <w:t>老登或尸体若果你有账号可以用你的账号登录。</w:t>
       </w:r>
-      <w:r>
-        <w:rPr>
-          <w:rFonts w:hint="eastAsia"/>
-        </w:rPr>
-        <w:t>ps: 右下角月亮可以切换外观（亮与暗）</w:t>
+      <w:proofErr w:type="spellStart"/>
+      <w:r>
+        <w:rPr>
+          <w:rFonts w:hint="eastAsia"/>
+        </w:rPr>
+        <w:t>ps</w:t>
+      </w:r>
+      <w:proofErr w:type="spellEnd"/>
+      <w:r>
+        <w:rPr>
+          <w:rFonts w:hint="eastAsia"/>
+        </w:rPr>
+        <w:t>: 右下角月亮可以切换外观（亮与暗）</w:t>
       </w:r>
     </w:p>
     <w:p>
@@ -351,7 +489,7 @@
         </w:numPr>
         <w:jc w:val="left"/>
         <w:rPr>
-          <w:rFonts w:asciiTheme="minorEastAsia" w:hAnsiTheme="minorEastAsia"/>
+          <w:rFonts w:asciiTheme="minorEastAsia" w:hAnsiTheme="minorEastAsia" w:hint="eastAsia"/>
           <w:b/>
           <w:bCs/>
           <w:sz w:val="18"/>
@@ -388,9 +526,9 @@
           <w:noProof/>
         </w:rPr>
         <w:drawing>
-          <wp:inline distT="0" distB="0" distL="0" distR="0" wp14:anchorId="2DEF326A" wp14:editId="2208D557">
-            <wp:extent cx="5274310" cy="2966720"/>
-            <wp:effectExtent l="0" t="0" r="2540" b="5080"/>
+          <wp:inline distT="0" distB="0" distL="0" distR="0" wp14:anchorId="2DEF326A" wp14:editId="68991C71">
+            <wp:extent cx="4776280" cy="2535555"/>
+            <wp:effectExtent l="0" t="0" r="5715" b="0"/>
             <wp:docPr id="102447424" name="图片 1"/>
             <wp:cNvGraphicFramePr>
               <a:graphicFrameLocks xmlns:a="http://schemas.openxmlformats.org/drawingml/2006/main" noChangeAspect="1"/>
@@ -403,7 +541,7 @@
                     <pic:cNvPicPr/>
                   </pic:nvPicPr>
                   <pic:blipFill>
-                    <a:blip r:embed="rId8"/>
+                    <a:blip r:embed="rId7"/>
                     <a:stretch>
                       <a:fillRect/>
                     </a:stretch>
@@ -411,7 +549,7 @@
                   <pic:spPr>
                     <a:xfrm>
                       <a:off x="0" y="0"/>
-                      <a:ext cx="5274310" cy="2966720"/>
+                      <a:ext cx="4826934" cy="2562445"/>
                     </a:xfrm>
                     <a:prstGeom prst="rect">
                       <a:avLst/>
@@ -428,6 +566,9 @@
       <w:pPr>
         <w:pStyle w:val="a9"/>
         <w:ind w:left="420"/>
+        <w:rPr>
+          <w:rFonts w:hint="eastAsia"/>
+        </w:rPr>
       </w:pPr>
       <w:r>
         <w:rPr>
@@ -439,7 +580,21 @@
         <w:rPr>
           <w:rFonts w:hint="eastAsia"/>
         </w:rPr>
-        <w:t>，接着就可以和正常百度网盘一样操作了。</w:t>
+        <w:t>，接着就可以和正常百度</w:t>
+      </w:r>
+      <w:proofErr w:type="gramStart"/>
+      <w:r>
+        <w:rPr>
+          <w:rFonts w:hint="eastAsia"/>
+        </w:rPr>
+        <w:t>网盘一样</w:t>
+      </w:r>
+      <w:proofErr w:type="gramEnd"/>
+      <w:r>
+        <w:rPr>
+          <w:rFonts w:hint="eastAsia"/>
+        </w:rPr>
+        <w:t>操作了。</w:t>
       </w:r>
     </w:p>
     <w:p>
@@ -449,6 +604,9 @@
           <w:ilvl w:val="0"/>
           <w:numId w:val="1"/>
         </w:numPr>
+        <w:rPr>
+          <w:rFonts w:hint="eastAsia"/>
+        </w:rPr>
       </w:pPr>
       <w:r>
         <w:rPr>
@@ -462,12 +620,23 @@
       <w:pPr>
         <w:pStyle w:val="a9"/>
         <w:ind w:left="420"/>
-      </w:pPr>
-      <w:r>
-        <w:rPr>
-          <w:rFonts w:hint="eastAsia"/>
-        </w:rPr>
-        <w:t xml:space="preserve">百度网盘对 </w:t>
+        <w:rPr>
+          <w:rFonts w:hint="eastAsia"/>
+        </w:rPr>
+      </w:pPr>
+      <w:proofErr w:type="gramStart"/>
+      <w:r>
+        <w:rPr>
+          <w:rFonts w:hint="eastAsia"/>
+        </w:rPr>
+        <w:t>百度网盘对</w:t>
+      </w:r>
+      <w:proofErr w:type="gramEnd"/>
+      <w:r>
+        <w:rPr>
+          <w:rFonts w:hint="eastAsia"/>
+        </w:rPr>
+        <w:t xml:space="preserve"> </w:t>
       </w:r>
       <w:r>
         <w:rPr>
@@ -495,19 +664,28 @@
         <w:rPr>
           <w:rFonts w:hint="eastAsia"/>
         </w:rPr>
-        <w:t xml:space="preserve">的请求头，否则会出现 </w:t>
-      </w:r>
-      <w:r>
-        <w:rPr>
-          <w:rFonts w:hint="eastAsia"/>
-          <w:b/>
-          <w:bCs/>
+        <w:t>的请求头，</w:t>
+      </w:r>
+      <w:r>
+        <w:rPr>
+          <w:rFonts w:hint="eastAsia"/>
+          <w:color w:val="EE0000"/>
+        </w:rPr>
+        <w:t xml:space="preserve">否则会出现 </w:t>
+      </w:r>
+      <w:r>
+        <w:rPr>
+          <w:rFonts w:hint="eastAsia"/>
+          <w:b/>
+          <w:bCs/>
+          <w:color w:val="EE0000"/>
         </w:rPr>
         <w:t>403 Forbidden</w:t>
       </w:r>
       <w:r>
         <w:rPr>
           <w:rFonts w:hint="eastAsia"/>
+          <w:color w:val="EE0000"/>
         </w:rPr>
         <w:t xml:space="preserve"> 报错或直接阻断。</w:t>
       </w:r>
@@ -540,7 +718,7 @@
                     <pic:cNvPicPr/>
                   </pic:nvPicPr>
                   <pic:blipFill>
-                    <a:blip r:embed="rId9"/>
+                    <a:blip r:embed="rId8"/>
                     <a:stretch>
                       <a:fillRect/>
                     </a:stretch>
@@ -565,12 +743,57 @@
       <w:pPr>
         <w:pStyle w:val="a9"/>
         <w:ind w:left="420"/>
-      </w:pPr>
-      <w:r>
-        <w:rPr>
-          <w:rFonts w:hint="eastAsia"/>
-        </w:rPr>
-        <w:t>因此之前的alist下载超过20mb的文件时，必须安装idm等下载插件，这对于手机端十分不友好。</w:t>
+        <w:rPr>
+          <w:rFonts w:hint="eastAsia"/>
+        </w:rPr>
+      </w:pPr>
+      <w:r>
+        <w:rPr>
+          <w:rFonts w:hint="eastAsia"/>
+        </w:rPr>
+        <w:t>因此之前的</w:t>
+      </w:r>
+      <w:proofErr w:type="spellStart"/>
+      <w:r>
+        <w:rPr>
+          <w:rFonts w:hint="eastAsia"/>
+        </w:rPr>
+        <w:t>alist</w:t>
+      </w:r>
+      <w:proofErr w:type="spellEnd"/>
+      <w:r>
+        <w:rPr>
+          <w:rFonts w:hint="eastAsia"/>
+        </w:rPr>
+        <w:t>下载超过20mb的文件时，必须安装</w:t>
+      </w:r>
+      <w:proofErr w:type="spellStart"/>
+      <w:r>
+        <w:rPr>
+          <w:rFonts w:hint="eastAsia"/>
+        </w:rPr>
+        <w:t>idm</w:t>
+      </w:r>
+      <w:proofErr w:type="spellEnd"/>
+      <w:r>
+        <w:rPr>
+          <w:rFonts w:hint="eastAsia"/>
+        </w:rPr>
+        <w:t>等下载插件，这对于手机</w:t>
+      </w:r>
+      <w:proofErr w:type="gramStart"/>
+      <w:r>
+        <w:rPr>
+          <w:rFonts w:hint="eastAsia"/>
+        </w:rPr>
+        <w:t>端十分</w:t>
+      </w:r>
+      <w:proofErr w:type="gramEnd"/>
+      <w:r>
+        <w:rPr>
+          <w:rFonts w:hint="eastAsia"/>
+        </w:rPr>
+        <w:t>不友好。</w:t>
       </w:r>
     </w:p>
     <w:p>
@@ -587,15 +810,20 @@
         <w:pStyle w:val="a9"/>
         <w:ind w:left="420"/>
         <w:rPr>
-          <w:b/>
-          <w:bCs/>
-        </w:rPr>
-      </w:pPr>
-      <w:r>
-        <w:rPr>
-          <w:rFonts w:hint="eastAsia"/>
-          <w:b/>
-          <w:bCs/>
+          <w:rFonts w:hint="eastAsia"/>
+          <w:b/>
+          <w:bCs/>
+          <w:sz w:val="24"/>
+          <w:szCs w:val="28"/>
+        </w:rPr>
+      </w:pPr>
+      <w:r>
+        <w:rPr>
+          <w:rFonts w:hint="eastAsia"/>
+          <w:b/>
+          <w:bCs/>
+          <w:sz w:val="24"/>
+          <w:szCs w:val="28"/>
         </w:rPr>
         <w:t>在此基础上，本站设计了以下下载逻辑：</w:t>
       </w:r>
@@ -617,8 +845,10 @@
           <w:b/>
           <w:bCs/>
           <w:color w:val="EE0000"/>
-        </w:rPr>
-        <w:t>重要</w:t>
+          <w:sz w:val="24"/>
+          <w:szCs w:val="28"/>
+        </w:rPr>
+        <w:t>重要：当你点击下载之后，请耐心等待一段时间，不是</w:t>
       </w:r>
       <w:r>
         <w:rPr>
@@ -626,15 +856,8 @@
           <w:b/>
           <w:bCs/>
           <w:color w:val="EE0000"/>
-        </w:rPr>
-        <w:t>：当你点击下载之后，请耐心等待一段时间，不是</w:t>
-      </w:r>
-      <w:r>
-        <w:rPr>
-          <w:rFonts w:hint="eastAsia"/>
-          <w:b/>
-          <w:bCs/>
-          <w:color w:val="EE0000"/>
+          <w:sz w:val="24"/>
+          <w:szCs w:val="28"/>
         </w:rPr>
         <w:t>网页卡死了。</w:t>
       </w:r>
@@ -644,6 +867,7 @@
         <w:pStyle w:val="a9"/>
         <w:ind w:left="420"/>
         <w:rPr>
+          <w:rFonts w:hint="eastAsia"/>
           <w:b/>
           <w:bCs/>
         </w:rPr>
@@ -704,6 +928,7 @@
         <w:pStyle w:val="a9"/>
         <w:ind w:left="420"/>
         <w:rPr>
+          <w:rFonts w:hint="eastAsia"/>
           <w:b/>
           <w:bCs/>
         </w:rPr>
@@ -714,6 +939,7 @@
         <w:pStyle w:val="a9"/>
         <w:ind w:left="420"/>
         <w:rPr>
+          <w:rFonts w:hint="eastAsia"/>
           <w:b/>
           <w:bCs/>
         </w:rPr>
@@ -761,6 +987,9 @@
       <w:pPr>
         <w:pStyle w:val="a9"/>
         <w:ind w:left="420"/>
+        <w:rPr>
+          <w:rFonts w:hint="eastAsia"/>
+        </w:rPr>
       </w:pPr>
       <w:r>
         <w:t xml:space="preserve">  点击后会弹出由系统优化的 </w:t>
@@ -791,6 +1020,9 @@
           <w:ilvl w:val="0"/>
           <w:numId w:val="2"/>
         </w:numPr>
+        <w:rPr>
+          <w:rFonts w:hint="eastAsia"/>
+        </w:rPr>
       </w:pPr>
       <w:r>
         <w:rPr>
@@ -799,7 +1031,16 @@
         <w:t>☁️</w:t>
       </w:r>
       <w:r>
-        <w:t xml:space="preserve"> Cloudflare 边缘加速（强烈推荐，手机端福音）</w:t>
+        <w:t xml:space="preserve"> Cloudflare 边缘加速（手机端</w:t>
+      </w:r>
+      <w:r>
+        <w:rPr>
+          <w:rFonts w:hint="eastAsia"/>
+        </w:rPr>
+        <w:t>推荐</w:t>
+      </w:r>
+      <w:r>
+        <w:t>）</w:t>
       </w:r>
     </w:p>
     <w:p>
@@ -830,7 +1071,7 @@
                     <pic:cNvPicPr/>
                   </pic:nvPicPr>
                   <pic:blipFill>
-                    <a:blip r:embed="rId10"/>
+                    <a:blip r:embed="rId9"/>
                     <a:stretch>
                       <a:fillRect/>
                     </a:stretch>
@@ -856,6 +1097,7 @@
         <w:pStyle w:val="a9"/>
         <w:ind w:left="420"/>
         <w:rPr>
+          <w:rFonts w:hint="eastAsia"/>
           <w:b/>
           <w:bCs/>
         </w:rPr>
@@ -885,6 +1127,9 @@
       <w:pPr>
         <w:pStyle w:val="a9"/>
         <w:ind w:left="420"/>
+        <w:rPr>
+          <w:rFonts w:hint="eastAsia"/>
+        </w:rPr>
       </w:pPr>
       <w:r>
         <w:t>     </w:t>
@@ -909,12 +1154,21 @@
       <w:r>
         <w:t>了手机浏览器或普通软件无法修改 UA 的痛点。只要网络正常，点击</w:t>
       </w:r>
-      <w:r>
-        <w:rPr>
-          <w:b/>
-          <w:bCs/>
-        </w:rPr>
-        <w:t>就能零配置直下</w:t>
+      <w:proofErr w:type="gramStart"/>
+      <w:r>
+        <w:rPr>
+          <w:b/>
+          <w:bCs/>
+        </w:rPr>
+        <w:t>就能零配置</w:t>
+      </w:r>
+      <w:proofErr w:type="gramEnd"/>
+      <w:r>
+        <w:rPr>
+          <w:b/>
+          <w:bCs/>
+        </w:rPr>
+        <w:t>直下</w:t>
       </w:r>
       <w:r>
         <w:t>！</w:t>
@@ -923,7 +1177,33 @@
         <w:rPr>
           <w:rFonts w:hint="eastAsia"/>
         </w:rPr>
-        <w:t>同时由于是经cloudflare这个慷慨的服务商，没有下载流量的限制。</w:t>
+        <w:t>同时由于是经</w:t>
+      </w:r>
+      <w:proofErr w:type="spellStart"/>
+      <w:r>
+        <w:rPr>
+          <w:rFonts w:hint="eastAsia"/>
+        </w:rPr>
+        <w:t>cloudflare</w:t>
+      </w:r>
+      <w:proofErr w:type="spellEnd"/>
+      <w:r>
+        <w:rPr>
+          <w:rFonts w:hint="eastAsia"/>
+        </w:rPr>
+        <w:t>这个慷慨的服务商，</w:t>
+      </w:r>
+      <w:r>
+        <w:rPr>
+          <w:rFonts w:hint="eastAsia"/>
+        </w:rPr>
+        <w:t>所以</w:t>
+      </w:r>
+      <w:r>
+        <w:rPr>
+          <w:rFonts w:hint="eastAsia"/>
+        </w:rPr>
+        <w:t>没有下载流量的限制。</w:t>
       </w:r>
     </w:p>
     <w:p>
@@ -954,7 +1234,7 @@
                     <pic:cNvPicPr/>
                   </pic:nvPicPr>
                   <pic:blipFill>
-                    <a:blip r:embed="rId11"/>
+                    <a:blip r:embed="rId10"/>
                     <a:stretch>
                       <a:fillRect/>
                     </a:stretch>
@@ -979,10 +1259,19 @@
       <w:pPr>
         <w:pStyle w:val="a9"/>
         <w:ind w:left="420"/>
-      </w:pPr>
-      <w:r>
-        <w:rPr>
-          <w:rFonts w:hint="eastAsia"/>
+        <w:rPr>
+          <w:rFonts w:hint="eastAsia"/>
+          <w:i/>
+          <w:iCs/>
+        </w:rPr>
+      </w:pPr>
+      <w:r>
+        <w:rPr>
+          <w:rFonts w:hint="eastAsia"/>
+          <w:i/>
+          <w:iCs/>
+          <w:sz w:val="20"/>
+          <w:szCs w:val="21"/>
         </w:rPr>
         <w:t>浏览器直接下载，速度可以达到9mb/s。</w:t>
       </w:r>
@@ -991,12 +1280,29 @@
       <w:pPr>
         <w:pStyle w:val="a9"/>
         <w:ind w:left="420"/>
-      </w:pPr>
-      <w:r>
-        <w:rPr>
-          <w:rFonts w:hint="eastAsia"/>
-        </w:rPr>
-        <w:t>搭配ndm等下载插件（非必需），甚至可以匹敌复制直链下载：</w:t>
+        <w:rPr>
+          <w:rFonts w:hint="eastAsia"/>
+        </w:rPr>
+      </w:pPr>
+      <w:r>
+        <w:rPr>
+          <w:rFonts w:hint="eastAsia"/>
+        </w:rPr>
+        <w:t>搭配</w:t>
+      </w:r>
+      <w:proofErr w:type="spellStart"/>
+      <w:r>
+        <w:rPr>
+          <w:rFonts w:hint="eastAsia"/>
+        </w:rPr>
+        <w:t>ndm</w:t>
+      </w:r>
+      <w:proofErr w:type="spellEnd"/>
+      <w:r>
+        <w:rPr>
+          <w:rFonts w:hint="eastAsia"/>
+        </w:rPr>
+        <w:t>等下载插件（非必需），甚至可以匹敌复制直链下载：</w:t>
       </w:r>
     </w:p>
     <w:p>
@@ -1005,15 +1311,39 @@
         <w:ind w:left="420"/>
         <w:rPr>
           <w:rFonts w:hint="eastAsia"/>
+          <w:b/>
+          <w:bCs/>
           <w:color w:val="EE0000"/>
         </w:rPr>
       </w:pPr>
       <w:r>
         <w:rPr>
           <w:rFonts w:hint="eastAsia"/>
+          <w:b/>
+          <w:bCs/>
           <w:color w:val="EE0000"/>
         </w:rPr>
-        <w:t>注意：经测试发现，使用此方法如果在短时间（1分钟内）多次发起下载请求，会被cf限速。</w:t>
+        <w:t>注意：经测试发现，使用此方法如果在短时间（1分钟内）多次发起下载请求，会被</w:t>
+      </w:r>
+      <w:proofErr w:type="spellStart"/>
+      <w:r>
+        <w:rPr>
+          <w:rFonts w:hint="eastAsia"/>
+          <w:b/>
+          <w:bCs/>
+          <w:color w:val="EE0000"/>
+        </w:rPr>
+        <w:t>cf</w:t>
+      </w:r>
+      <w:proofErr w:type="spellEnd"/>
+      <w:r>
+        <w:rPr>
+          <w:rFonts w:hint="eastAsia"/>
+          <w:b/>
+          <w:bCs/>
+          <w:color w:val="EE0000"/>
+        </w:rPr>
+        <w:t>限速。</w:t>
       </w:r>
     </w:p>
     <w:p>
@@ -1045,7 +1375,7 @@
                     <pic:cNvPicPr/>
                   </pic:nvPicPr>
                   <pic:blipFill>
-                    <a:blip r:embed="rId12"/>
+                    <a:blip r:embed="rId11"/>
                     <a:stretch>
                       <a:fillRect/>
                     </a:stretch>
@@ -1073,6 +1403,10 @@
           <w:ilvl w:val="0"/>
           <w:numId w:val="2"/>
         </w:numPr>
+        <w:rPr>
+          <w:b/>
+          <w:bCs/>
+        </w:rPr>
       </w:pPr>
       <w:r>
         <w:rPr>
@@ -1081,19 +1415,96 @@
         <w:t>🚀</w:t>
       </w:r>
       <w:r>
-        <w:t xml:space="preserve"> 复制直链（最高速选择）</w:t>
+        <w:t xml:space="preserve"> 复制直链（</w:t>
+      </w:r>
+      <w:proofErr w:type="gramStart"/>
+      <w:r>
+        <w:t>最</w:t>
+      </w:r>
+      <w:proofErr w:type="gramEnd"/>
+      <w:r>
+        <w:t>高速选择</w:t>
+      </w:r>
+      <w:r>
+        <w:rPr>
+          <w:rFonts w:hint="eastAsia"/>
+        </w:rPr>
+        <w:t>，也就是之前</w:t>
+      </w:r>
+      <w:proofErr w:type="spellStart"/>
+      <w:r>
+        <w:rPr>
+          <w:rFonts w:hint="eastAsia"/>
+        </w:rPr>
+        <w:t>alist</w:t>
+      </w:r>
+      <w:proofErr w:type="spellEnd"/>
+      <w:r>
+        <w:rPr>
+          <w:rFonts w:hint="eastAsia"/>
+        </w:rPr>
+        <w:t>原版方案</w:t>
+      </w:r>
+      <w:r>
+        <w:t>）</w:t>
       </w:r>
     </w:p>
     <w:p>
       <w:pPr>
         <w:pStyle w:val="a9"/>
         <w:ind w:left="945"/>
-      </w:pPr>
-      <w:r>
-        <w:rPr>
-          <w:rFonts w:hint="eastAsia"/>
-        </w:rPr>
-        <w:t>不管是方案一还是方案二都是为了使手机端能直接下载，而采用了中转方案。</w:t>
+        <w:rPr>
+          <w:rFonts w:hint="eastAsia"/>
+          <w:b/>
+          <w:bCs/>
+        </w:rPr>
+      </w:pPr>
+      <w:r>
+        <w:rPr>
+          <w:rFonts w:hint="eastAsia"/>
+          <w:b/>
+          <w:bCs/>
+          <w:color w:val="EE0000"/>
+        </w:rPr>
+        <w:t>必须</w:t>
+      </w:r>
+      <w:proofErr w:type="gramStart"/>
+      <w:r>
+        <w:rPr>
+          <w:rFonts w:hint="eastAsia"/>
+          <w:b/>
+          <w:bCs/>
+          <w:color w:val="EE0000"/>
+        </w:rPr>
+        <w:t>要电脑</w:t>
+      </w:r>
+      <w:proofErr w:type="gramEnd"/>
+      <w:r>
+        <w:rPr>
+          <w:rFonts w:hint="eastAsia"/>
+          <w:b/>
+          <w:bCs/>
+          <w:color w:val="EE0000"/>
+        </w:rPr>
+        <w:t>并且安装</w:t>
+      </w:r>
+      <w:r>
+        <w:rPr>
+          <w:rFonts w:hint="eastAsia"/>
+          <w:b/>
+          <w:bCs/>
+          <w:color w:val="EE0000"/>
+        </w:rPr>
+        <w:t>下载器</w:t>
+      </w:r>
+      <w:r>
+        <w:rPr>
+          <w:rFonts w:hint="eastAsia"/>
+          <w:b/>
+          <w:bCs/>
+          <w:color w:val="EE0000"/>
+        </w:rPr>
+        <w:t>。</w:t>
       </w:r>
     </w:p>
     <w:p>
@@ -1108,13 +1519,93 @@
         <w:rPr>
           <w:rFonts w:hint="eastAsia"/>
         </w:rPr>
-        <w:t>但此方法是直接连接百度网盘下载，因而速度是最快的。</w:t>
+        <w:t>不管是方案</w:t>
+      </w:r>
+      <w:proofErr w:type="gramStart"/>
+      <w:r>
+        <w:rPr>
+          <w:rFonts w:hint="eastAsia"/>
+        </w:rPr>
+        <w:t>一</w:t>
+      </w:r>
+      <w:proofErr w:type="gramEnd"/>
+      <w:r>
+        <w:rPr>
+          <w:rFonts w:hint="eastAsia"/>
+        </w:rPr>
+        <w:t>还是方案</w:t>
+      </w:r>
+      <w:r>
+        <w:rPr>
+          <w:rFonts w:hint="eastAsia"/>
+        </w:rPr>
+        <w:t>三</w:t>
+      </w:r>
+      <w:r>
+        <w:rPr>
+          <w:rFonts w:hint="eastAsia"/>
+        </w:rPr>
+        <w:t>都是为了使</w:t>
+      </w:r>
+      <w:proofErr w:type="gramStart"/>
+      <w:r>
+        <w:rPr>
+          <w:rFonts w:hint="eastAsia"/>
+        </w:rPr>
+        <w:t>手机端能直接</w:t>
+      </w:r>
+      <w:proofErr w:type="gramEnd"/>
+      <w:r>
+        <w:rPr>
+          <w:rFonts w:hint="eastAsia"/>
+        </w:rPr>
+        <w:t>下载，而采用了中转方案。</w:t>
       </w:r>
     </w:p>
     <w:p>
       <w:pPr>
         <w:pStyle w:val="a9"/>
         <w:ind w:left="945"/>
+        <w:rPr>
+          <w:rFonts w:hint="eastAsia"/>
+          <w:b/>
+          <w:bCs/>
+        </w:rPr>
+      </w:pPr>
+      <w:r>
+        <w:rPr>
+          <w:rFonts w:hint="eastAsia"/>
+          <w:b/>
+          <w:bCs/>
+        </w:rPr>
+        <w:t>但此方法是直接连接百度</w:t>
+      </w:r>
+      <w:proofErr w:type="gramStart"/>
+      <w:r>
+        <w:rPr>
+          <w:rFonts w:hint="eastAsia"/>
+          <w:b/>
+          <w:bCs/>
+        </w:rPr>
+        <w:t>网盘下载</w:t>
+      </w:r>
+      <w:proofErr w:type="gramEnd"/>
+      <w:r>
+        <w:rPr>
+          <w:rFonts w:hint="eastAsia"/>
+          <w:b/>
+          <w:bCs/>
+        </w:rPr>
+        <w:t>，因而速度是最快的。</w:t>
+      </w:r>
+    </w:p>
+    <w:p>
+      <w:pPr>
+        <w:pStyle w:val="a9"/>
+        <w:ind w:left="945"/>
+        <w:rPr>
+          <w:rFonts w:hint="eastAsia"/>
+        </w:rPr>
       </w:pPr>
       <w:r>
         <w:rPr>
@@ -1136,7 +1627,7 @@
                     <pic:cNvPicPr/>
                   </pic:nvPicPr>
                   <pic:blipFill>
-                    <a:blip r:embed="rId13"/>
+                    <a:blip r:embed="rId12"/>
                     <a:stretch>
                       <a:fillRect/>
                     </a:stretch>
@@ -1161,6 +1652,9 @@
       <w:pPr>
         <w:pStyle w:val="a9"/>
         <w:ind w:left="420"/>
+        <w:rPr>
+          <w:rFonts w:hint="eastAsia"/>
+        </w:rPr>
       </w:pPr>
       <w:r>
         <w:t>     - 原理：直接暴露真实的含有时效签名的百度原生 CDN 链接。</w:t>
@@ -1191,7 +1685,25 @@
           <w:b/>
           <w:bCs/>
         </w:rPr>
-        <w:t>这也是直接用alist下载大于20mb文件的方法</w:t>
+        <w:t>这也是直接用</w:t>
+      </w:r>
+      <w:proofErr w:type="spellStart"/>
+      <w:r>
+        <w:rPr>
+          <w:rFonts w:hint="eastAsia"/>
+          <w:b/>
+          <w:bCs/>
+        </w:rPr>
+        <w:t>alist</w:t>
+      </w:r>
+      <w:proofErr w:type="spellEnd"/>
+      <w:r>
+        <w:rPr>
+          <w:rFonts w:hint="eastAsia"/>
+          <w:b/>
+          <w:bCs/>
+        </w:rPr>
+        <w:t>下载大于20mb文件的方法</w:t>
       </w:r>
     </w:p>
     <w:p>
@@ -1199,6 +1711,7 @@
         <w:pStyle w:val="a9"/>
         <w:ind w:left="420"/>
         <w:rPr>
+          <w:rFonts w:hint="eastAsia"/>
           <w:color w:val="EE0000"/>
         </w:rPr>
       </w:pPr>
@@ -1212,14 +1725,14 @@
         <w:t>NDM/</w:t>
       </w:r>
       <w:r>
-        <w:t>IDM（并且在 IDM 设置内加入 User-Agent：`pan.baidu.com`）。</w:t>
-      </w:r>
-      <w:r>
-        <w:rPr>
-          <w:rFonts w:hint="eastAsia"/>
-          <w:color w:val="EE0000"/>
-        </w:rPr>
-        <w:t>必须要电脑并且安装插件。</w:t>
+        <w:t>IDM（并且在 IDM 设置内加入</w:t>
+      </w:r>
+      <w:r>
+        <w:rPr>
+          <w:b/>
+          <w:bCs/>
+        </w:rPr>
+        <w:t xml:space="preserve"> User-Agent：`pan.baidu.com`）。</w:t>
       </w:r>
     </w:p>
     <w:p>
@@ -1239,8 +1752,13 @@
         </w:rPr>
         <w:t>好的</w:t>
       </w:r>
-      <w:r>
-        <w:t>的满速方案（高达 50MB/s 左右</w:t>
+      <w:proofErr w:type="gramStart"/>
+      <w:r>
+        <w:t>的</w:t>
+      </w:r>
+      <w:proofErr w:type="gramEnd"/>
+      <w:r>
+        <w:t>满速方案（高达 50MB/s 左右</w:t>
       </w:r>
       <w:r>
         <w:rPr>
@@ -1280,7 +1798,7 @@
                     <pic:cNvPicPr/>
                   </pic:nvPicPr>
                   <pic:blipFill>
-                    <a:blip r:embed="rId14"/>
+                    <a:blip r:embed="rId13"/>
                     <a:stretch>
                       <a:fillRect/>
                     </a:stretch>
@@ -1306,9 +1824,12 @@
         <w:pStyle w:val="a9"/>
         <w:ind w:left="420"/>
         <w:rPr>
+          <w:rFonts w:hint="eastAsia"/>
           <w:b/>
           <w:bCs/>
           <w:color w:val="EE0000"/>
+          <w:sz w:val="22"/>
+          <w:szCs w:val="24"/>
         </w:rPr>
       </w:pPr>
       <w:r>
@@ -1317,14 +1838,67 @@
           <w:b/>
           <w:bCs/>
           <w:color w:val="EE0000"/>
-        </w:rPr>
-        <w:t>重要！！！！：必须在ndm/idm等软件设置UA：</w:t>
+          <w:sz w:val="22"/>
+          <w:szCs w:val="24"/>
+        </w:rPr>
+        <w:t>重要！！！！：必须在</w:t>
+      </w:r>
+      <w:proofErr w:type="spellStart"/>
+      <w:r>
+        <w:rPr>
+          <w:rFonts w:hint="eastAsia"/>
+          <w:b/>
+          <w:bCs/>
+          <w:color w:val="EE0000"/>
+          <w:sz w:val="22"/>
+          <w:szCs w:val="24"/>
+        </w:rPr>
+        <w:t>ndm</w:t>
+      </w:r>
+      <w:proofErr w:type="spellEnd"/>
+      <w:r>
+        <w:rPr>
+          <w:rFonts w:hint="eastAsia"/>
+          <w:b/>
+          <w:bCs/>
+          <w:color w:val="EE0000"/>
+          <w:sz w:val="22"/>
+          <w:szCs w:val="24"/>
+        </w:rPr>
+        <w:t>/</w:t>
+      </w:r>
+      <w:proofErr w:type="spellStart"/>
+      <w:r>
+        <w:rPr>
+          <w:rFonts w:hint="eastAsia"/>
+          <w:b/>
+          <w:bCs/>
+          <w:color w:val="EE0000"/>
+          <w:sz w:val="22"/>
+          <w:szCs w:val="24"/>
+        </w:rPr>
+        <w:t>idm</w:t>
+      </w:r>
+      <w:proofErr w:type="spellEnd"/>
+      <w:r>
+        <w:rPr>
+          <w:rFonts w:hint="eastAsia"/>
+          <w:b/>
+          <w:bCs/>
+          <w:color w:val="EE0000"/>
+          <w:sz w:val="22"/>
+          <w:szCs w:val="24"/>
+        </w:rPr>
+        <w:t>等软件设置UA：</w:t>
       </w:r>
     </w:p>
     <w:p>
       <w:pPr>
         <w:pStyle w:val="a9"/>
         <w:ind w:left="420"/>
+        <w:rPr>
+          <w:rFonts w:hint="eastAsia"/>
+        </w:rPr>
       </w:pPr>
       <w:r>
         <w:rPr>
@@ -1346,7 +1920,7 @@
                     <pic:cNvPicPr/>
                   </pic:nvPicPr>
                   <pic:blipFill>
-                    <a:blip r:embed="rId15"/>
+                    <a:blip r:embed="rId14"/>
                     <a:stretch>
                       <a:fillRect/>
                     </a:stretch>
@@ -1371,9 +1945,6 @@
       <w:pPr>
         <w:pStyle w:val="a9"/>
         <w:ind w:left="420"/>
-        <w:rPr>
-          <w:rFonts w:hint="eastAsia"/>
-        </w:rPr>
       </w:pPr>
     </w:p>
     <w:p>
@@ -1393,7 +1964,17 @@
           <w:rFonts w:hint="eastAsia"/>
         </w:rPr>
       </w:pPr>
-      <w:r>
+    </w:p>
+    <w:p>
+      <w:pPr>
+        <w:pStyle w:val="a9"/>
+        <w:ind w:left="420"/>
+        <w:rPr>
+          <w:rFonts w:hint="eastAsia"/>
+        </w:rPr>
+      </w:pPr>
+      <w:r>
+        <w:lastRenderedPageBreak/>
         <w:t xml:space="preserve">  3. </w:t>
       </w:r>
       <w:r>
@@ -1416,13 +1997,12 @@
       <w:pPr>
         <w:pStyle w:val="a9"/>
         <w:ind w:left="420"/>
-      </w:pPr>
-      <w:r>
-        <w:t>     - **原理**：直接由 STA 承载该网站运行的后端服务器向百度进行 API 请求并转</w:t>
-      </w:r>
-      <w:r>
-        <w:lastRenderedPageBreak/>
-        <w:t>发流量回到你的设备。</w:t>
+        <w:rPr>
+          <w:rFonts w:hint="eastAsia"/>
+        </w:rPr>
+      </w:pPr>
+      <w:r>
+        <w:t>     - **原理**：直接由 STA 承载该网站运行的后端服务器向百度进行 API 请求并转发流量回到你的设备。</w:t>
       </w:r>
     </w:p>
     <w:p>
@@ -1453,7 +2033,7 @@
                     <pic:cNvPicPr/>
                   </pic:nvPicPr>
                   <pic:blipFill>
-                    <a:blip r:embed="rId16"/>
+                    <a:blip r:embed="rId15"/>
                     <a:stretch>
                       <a:fillRect/>
                     </a:stretch>
@@ -1479,6 +2059,7 @@
         <w:pStyle w:val="a9"/>
         <w:ind w:left="420"/>
         <w:rPr>
+          <w:rFonts w:hint="eastAsia"/>
           <w:color w:val="000000" w:themeColor="text1"/>
         </w:rPr>
       </w:pPr>
@@ -1557,6 +2138,7 @@
           <w:numId w:val="1"/>
         </w:numPr>
         <w:rPr>
+          <w:rFonts w:hint="eastAsia"/>
           <w:b/>
           <w:bCs/>
         </w:rPr>
@@ -1575,6 +2157,7 @@
         <w:pStyle w:val="a9"/>
         <w:ind w:left="420"/>
         <w:rPr>
+          <w:rFonts w:hint="eastAsia"/>
           <w:b/>
           <w:bCs/>
         </w:rPr>
@@ -1592,6 +2175,9 @@
       <w:pPr>
         <w:pStyle w:val="a9"/>
         <w:ind w:left="420"/>
+        <w:rPr>
+          <w:rFonts w:hint="eastAsia"/>
+        </w:rPr>
       </w:pPr>
       <w:r>
         <w:rPr>
@@ -1600,13 +2186,48 @@
         <w:t>图片：</w:t>
       </w:r>
       <w:r>
-        <w:t>'jpg', 'jpeg', 'png', 'gif', 'webp', 'svg', 'bmp', 'ico'</w:t>
+        <w:t>'jpg', 'jpeg', '</w:t>
+      </w:r>
+      <w:proofErr w:type="spellStart"/>
+      <w:r>
+        <w:t>png</w:t>
+      </w:r>
+      <w:proofErr w:type="spellEnd"/>
+      <w:r>
+        <w:t>', 'gif', '</w:t>
+      </w:r>
+      <w:proofErr w:type="spellStart"/>
+      <w:r>
+        <w:t>webp</w:t>
+      </w:r>
+      <w:proofErr w:type="spellEnd"/>
+      <w:r>
+        <w:t>', '</w:t>
+      </w:r>
+      <w:proofErr w:type="spellStart"/>
+      <w:r>
+        <w:t>svg</w:t>
+      </w:r>
+      <w:proofErr w:type="spellEnd"/>
+      <w:r>
+        <w:t>', 'bmp', '</w:t>
+      </w:r>
+      <w:proofErr w:type="spellStart"/>
+      <w:r>
+        <w:t>ico</w:t>
+      </w:r>
+      <w:proofErr w:type="spellEnd"/>
+      <w:r>
+        <w:t>'</w:t>
       </w:r>
     </w:p>
     <w:p>
       <w:pPr>
         <w:pStyle w:val="a9"/>
         <w:ind w:left="420"/>
+        <w:rPr>
+          <w:rFonts w:hint="eastAsia"/>
+        </w:rPr>
       </w:pPr>
       <w:r>
         <w:rPr>
@@ -1615,31 +2236,271 @@
         <w:t>视频：</w:t>
       </w:r>
       <w:r>
-        <w:t>'mp4', 'webm', 'ogg', 'mov'</w:t>
+        <w:t>'mp4', '</w:t>
+      </w:r>
+      <w:proofErr w:type="spellStart"/>
+      <w:r>
+        <w:t>webm</w:t>
+      </w:r>
+      <w:proofErr w:type="spellEnd"/>
+      <w:r>
+        <w:t>', '</w:t>
+      </w:r>
+      <w:proofErr w:type="spellStart"/>
+      <w:r>
+        <w:t>ogg</w:t>
+      </w:r>
+      <w:proofErr w:type="spellEnd"/>
+      <w:r>
+        <w:t>', 'mov'</w:t>
       </w:r>
     </w:p>
     <w:p>
       <w:pPr>
         <w:pStyle w:val="a9"/>
         <w:ind w:left="420"/>
-      </w:pPr>
-      <w:r>
-        <w:rPr>
-          <w:rFonts w:hint="eastAsia"/>
-        </w:rPr>
-        <w:t>Text：</w:t>
-      </w:r>
-      <w:r>
-        <w:rPr>
-          <w:rFonts w:hint="eastAsia"/>
-        </w:rPr>
-        <w:t>txt', 'md', 'log', 'json', 'csv', 'xml', 'html', 'css', 'js', 'ts', 'tsx', 'py', 'java', 'c', 'cpp', 'h', 'yaml', 'yml', 'ini', 'cfg', 'conf', 'sh', 'bat', 'sql', 'go', 'rs', 'rb', 'php', 'swift', 'kt'</w:t>
+        <w:rPr>
+          <w:rFonts w:hint="eastAsia"/>
+        </w:rPr>
+      </w:pPr>
+      <w:r>
+        <w:rPr>
+          <w:rFonts w:hint="eastAsia"/>
+        </w:rPr>
+        <w:t>Text：txt', 'md', 'log', '</w:t>
+      </w:r>
+      <w:proofErr w:type="spellStart"/>
+      <w:r>
+        <w:rPr>
+          <w:rFonts w:hint="eastAsia"/>
+        </w:rPr>
+        <w:t>json</w:t>
+      </w:r>
+      <w:proofErr w:type="spellEnd"/>
+      <w:r>
+        <w:rPr>
+          <w:rFonts w:hint="eastAsia"/>
+        </w:rPr>
+        <w:t>', 'csv', 'xml', 'html', '</w:t>
+      </w:r>
+      <w:proofErr w:type="spellStart"/>
+      <w:r>
+        <w:rPr>
+          <w:rFonts w:hint="eastAsia"/>
+        </w:rPr>
+        <w:t>css</w:t>
+      </w:r>
+      <w:proofErr w:type="spellEnd"/>
+      <w:r>
+        <w:rPr>
+          <w:rFonts w:hint="eastAsia"/>
+        </w:rPr>
+        <w:t>', '</w:t>
+      </w:r>
+      <w:proofErr w:type="spellStart"/>
+      <w:r>
+        <w:rPr>
+          <w:rFonts w:hint="eastAsia"/>
+        </w:rPr>
+        <w:t>js</w:t>
+      </w:r>
+      <w:proofErr w:type="spellEnd"/>
+      <w:r>
+        <w:rPr>
+          <w:rFonts w:hint="eastAsia"/>
+        </w:rPr>
+        <w:t>', '</w:t>
+      </w:r>
+      <w:proofErr w:type="spellStart"/>
+      <w:r>
+        <w:rPr>
+          <w:rFonts w:hint="eastAsia"/>
+        </w:rPr>
+        <w:t>ts</w:t>
+      </w:r>
+      <w:proofErr w:type="spellEnd"/>
+      <w:r>
+        <w:rPr>
+          <w:rFonts w:hint="eastAsia"/>
+        </w:rPr>
+        <w:t>', '</w:t>
+      </w:r>
+      <w:proofErr w:type="spellStart"/>
+      <w:r>
+        <w:rPr>
+          <w:rFonts w:hint="eastAsia"/>
+        </w:rPr>
+        <w:t>tsx</w:t>
+      </w:r>
+      <w:proofErr w:type="spellEnd"/>
+      <w:r>
+        <w:rPr>
+          <w:rFonts w:hint="eastAsia"/>
+        </w:rPr>
+        <w:t>', '</w:t>
+      </w:r>
+      <w:proofErr w:type="spellStart"/>
+      <w:r>
+        <w:rPr>
+          <w:rFonts w:hint="eastAsia"/>
+        </w:rPr>
+        <w:t>py</w:t>
+      </w:r>
+      <w:proofErr w:type="spellEnd"/>
+      <w:r>
+        <w:rPr>
+          <w:rFonts w:hint="eastAsia"/>
+        </w:rPr>
+        <w:t>', 'java', 'c', '</w:t>
+      </w:r>
+      <w:proofErr w:type="spellStart"/>
+      <w:r>
+        <w:rPr>
+          <w:rFonts w:hint="eastAsia"/>
+        </w:rPr>
+        <w:t>cpp</w:t>
+      </w:r>
+      <w:proofErr w:type="spellEnd"/>
+      <w:r>
+        <w:rPr>
+          <w:rFonts w:hint="eastAsia"/>
+        </w:rPr>
+        <w:t>', 'h', '</w:t>
+      </w:r>
+      <w:proofErr w:type="spellStart"/>
+      <w:r>
+        <w:rPr>
+          <w:rFonts w:hint="eastAsia"/>
+        </w:rPr>
+        <w:t>yaml</w:t>
+      </w:r>
+      <w:proofErr w:type="spellEnd"/>
+      <w:r>
+        <w:rPr>
+          <w:rFonts w:hint="eastAsia"/>
+        </w:rPr>
+        <w:t>', '</w:t>
+      </w:r>
+      <w:proofErr w:type="spellStart"/>
+      <w:r>
+        <w:rPr>
+          <w:rFonts w:hint="eastAsia"/>
+        </w:rPr>
+        <w:t>yml</w:t>
+      </w:r>
+      <w:proofErr w:type="spellEnd"/>
+      <w:r>
+        <w:rPr>
+          <w:rFonts w:hint="eastAsia"/>
+        </w:rPr>
+        <w:t>', '</w:t>
+      </w:r>
+      <w:proofErr w:type="spellStart"/>
+      <w:r>
+        <w:rPr>
+          <w:rFonts w:hint="eastAsia"/>
+        </w:rPr>
+        <w:t>ini</w:t>
+      </w:r>
+      <w:proofErr w:type="spellEnd"/>
+      <w:r>
+        <w:rPr>
+          <w:rFonts w:hint="eastAsia"/>
+        </w:rPr>
+        <w:t>', '</w:t>
+      </w:r>
+      <w:proofErr w:type="spellStart"/>
+      <w:r>
+        <w:rPr>
+          <w:rFonts w:hint="eastAsia"/>
+        </w:rPr>
+        <w:t>cfg</w:t>
+      </w:r>
+      <w:proofErr w:type="spellEnd"/>
+      <w:r>
+        <w:rPr>
+          <w:rFonts w:hint="eastAsia"/>
+        </w:rPr>
+        <w:t>', 'conf', '</w:t>
+      </w:r>
+      <w:proofErr w:type="spellStart"/>
+      <w:r>
+        <w:rPr>
+          <w:rFonts w:hint="eastAsia"/>
+        </w:rPr>
+        <w:t>sh</w:t>
+      </w:r>
+      <w:proofErr w:type="spellEnd"/>
+      <w:r>
+        <w:rPr>
+          <w:rFonts w:hint="eastAsia"/>
+        </w:rPr>
+        <w:t>', 'bat', '</w:t>
+      </w:r>
+      <w:proofErr w:type="spellStart"/>
+      <w:r>
+        <w:rPr>
+          <w:rFonts w:hint="eastAsia"/>
+        </w:rPr>
+        <w:t>sql</w:t>
+      </w:r>
+      <w:proofErr w:type="spellEnd"/>
+      <w:r>
+        <w:rPr>
+          <w:rFonts w:hint="eastAsia"/>
+        </w:rPr>
+        <w:t>', 'go', '</w:t>
+      </w:r>
+      <w:proofErr w:type="spellStart"/>
+      <w:r>
+        <w:rPr>
+          <w:rFonts w:hint="eastAsia"/>
+        </w:rPr>
+        <w:t>rs</w:t>
+      </w:r>
+      <w:proofErr w:type="spellEnd"/>
+      <w:r>
+        <w:rPr>
+          <w:rFonts w:hint="eastAsia"/>
+        </w:rPr>
+        <w:t>', '</w:t>
+      </w:r>
+      <w:proofErr w:type="spellStart"/>
+      <w:r>
+        <w:rPr>
+          <w:rFonts w:hint="eastAsia"/>
+        </w:rPr>
+        <w:t>rb</w:t>
+      </w:r>
+      <w:proofErr w:type="spellEnd"/>
+      <w:r>
+        <w:rPr>
+          <w:rFonts w:hint="eastAsia"/>
+        </w:rPr>
+        <w:t>', '</w:t>
+      </w:r>
+      <w:proofErr w:type="spellStart"/>
+      <w:r>
+        <w:rPr>
+          <w:rFonts w:hint="eastAsia"/>
+        </w:rPr>
+        <w:t>php</w:t>
+      </w:r>
+      <w:proofErr w:type="spellEnd"/>
+      <w:r>
+        <w:rPr>
+          <w:rFonts w:hint="eastAsia"/>
+        </w:rPr>
+        <w:t>', 'swift', 'kt'</w:t>
       </w:r>
     </w:p>
     <w:p>
       <w:pPr>
         <w:pStyle w:val="a9"/>
         <w:ind w:left="420"/>
+        <w:rPr>
+          <w:rFonts w:hint="eastAsia"/>
+        </w:rPr>
       </w:pPr>
       <w:r>
         <w:rPr>
@@ -1652,6 +2513,9 @@
       <w:pPr>
         <w:pStyle w:val="a9"/>
         <w:ind w:left="420"/>
+        <w:rPr>
+          <w:rFonts w:hint="eastAsia"/>
+        </w:rPr>
       </w:pPr>
       <w:r>
         <w:rPr>
@@ -1664,17 +2528,2255 @@
       <w:pPr>
         <w:rPr>
           <w:rFonts w:hint="eastAsia"/>
-        </w:rPr>
-      </w:pPr>
+          <w:b/>
+          <w:bCs/>
+        </w:rPr>
+      </w:pPr>
+    </w:p>
+    <w:p>
+      <w:pPr>
+        <w:pStyle w:val="a9"/>
+        <w:numPr>
+          <w:ilvl w:val="0"/>
+          <w:numId w:val="1"/>
+        </w:numPr>
+        <w:rPr>
+          <w:b/>
+          <w:bCs/>
+        </w:rPr>
+      </w:pPr>
+      <w:r>
+        <w:rPr>
+          <w:b/>
+          <w:bCs/>
+        </w:rPr>
+        <w:t>技术原理</w:t>
+      </w:r>
     </w:p>
     <w:p>
       <w:pPr>
         <w:pStyle w:val="a9"/>
         <w:ind w:left="420"/>
-        <w:rPr>
-          <w:rFonts w:hint="eastAsia"/>
-          <w:b/>
-          <w:bCs/>
+      </w:pPr>
+      <w:r>
+        <w:rPr>
+          <w:rFonts w:hint="eastAsia"/>
+        </w:rPr>
+        <w:t>本项目</w:t>
+      </w:r>
+      <w:r>
+        <w:rPr>
+          <w:rFonts w:hint="eastAsia"/>
+        </w:rPr>
+        <w:t>为</w:t>
+      </w:r>
+      <w:r>
+        <w:rPr>
+          <w:rFonts w:hint="eastAsia"/>
+        </w:rPr>
+        <w:t xml:space="preserve">基于 </w:t>
+      </w:r>
+      <w:r>
+        <w:rPr>
+          <w:b/>
+          <w:bCs/>
+        </w:rPr>
+        <w:t>Next.js App Router</w:t>
+      </w:r>
+      <w:r>
+        <w:rPr>
+          <w:rFonts w:hint="eastAsia"/>
+        </w:rPr>
+        <w:t xml:space="preserve"> 构建的轻量化中转发网关，旨在通过技术手段突破</w:t>
+      </w:r>
+      <w:proofErr w:type="gramStart"/>
+      <w:r>
+        <w:rPr>
+          <w:rFonts w:hint="eastAsia"/>
+        </w:rPr>
+        <w:t>百度网盘的</w:t>
+      </w:r>
+      <w:proofErr w:type="gramEnd"/>
+      <w:r>
+        <w:rPr>
+          <w:rFonts w:hint="eastAsia"/>
+        </w:rPr>
+        <w:t>各类下载限制。</w:t>
+      </w:r>
+      <w:r>
+        <w:t xml:space="preserve"> </w:t>
+      </w:r>
+    </w:p>
+    <w:p>
+      <w:pPr>
+        <w:pStyle w:val="a9"/>
+        <w:ind w:left="420"/>
+      </w:pPr>
+      <w:r>
+        <w:rPr>
+          <w:rFonts w:hint="eastAsia"/>
+        </w:rPr>
+        <w:t>1.</w:t>
+      </w:r>
+      <w:r>
+        <w:rPr>
+          <w:rFonts w:ascii="Consolas" w:eastAsia="宋体" w:hAnsi="Consolas" w:cs="宋体"/>
+          <w:b/>
+          <w:bCs/>
+          <w:color w:val="7AA2F7"/>
+          <w:kern w:val="0"/>
+          <w:szCs w:val="21"/>
+        </w:rPr>
+        <w:t xml:space="preserve"> </w:t>
+      </w:r>
+      <w:r>
+        <w:rPr>
+          <w:b/>
+          <w:bCs/>
+        </w:rPr>
+        <w:t>技术架构全景</w:t>
+      </w:r>
+    </w:p>
+    <w:p>
+      <w:pPr>
+        <w:pStyle w:val="a9"/>
+        <w:ind w:left="420" w:firstLine="420"/>
+      </w:pPr>
+      <w:r>
+        <w:t xml:space="preserve">项目的核心任务是处理 </w:t>
+      </w:r>
+      <w:proofErr w:type="spellStart"/>
+      <w:r>
+        <w:rPr>
+          <w:b/>
+          <w:bCs/>
+        </w:rPr>
+        <w:t>AList</w:t>
+      </w:r>
+      <w:proofErr w:type="spellEnd"/>
+      <w:r>
+        <w:rPr>
+          <w:b/>
+          <w:bCs/>
+        </w:rPr>
+        <w:t xml:space="preserve"> 后端</w:t>
+      </w:r>
+      <w:r>
+        <w:t xml:space="preserve"> 与 </w:t>
+      </w:r>
+      <w:r>
+        <w:rPr>
+          <w:b/>
+          <w:bCs/>
+        </w:rPr>
+        <w:t>最终浏览器/客户端</w:t>
+      </w:r>
+      <w:r>
+        <w:t xml:space="preserve"> 之间的跨域、鉴权与 UA 校验冲突。</w:t>
+      </w:r>
+    </w:p>
+    <w:p>
+      <w:pPr>
+        <w:pStyle w:val="l0"/>
+        <w:numPr>
+          <w:ilvl w:val="0"/>
+          <w:numId w:val="3"/>
+        </w:numPr>
+        <w:spacing w:before="0" w:after="0"/>
+        <w:rPr>
+          <w:rFonts w:ascii="Consolas" w:hAnsi="Consolas"/>
+          <w:color w:val="999999"/>
+          <w:sz w:val="18"/>
+          <w:szCs w:val="18"/>
+        </w:rPr>
+      </w:pPr>
+      <w:r>
+        <w:rPr>
+          <w:rStyle w:val="pln"/>
+          <w:rFonts w:ascii="Consolas" w:hAnsi="Consolas"/>
+          <w:color w:val="000000"/>
+          <w:sz w:val="21"/>
+          <w:szCs w:val="21"/>
+          <w:bdr w:val="none" w:sz="0" w:space="0" w:color="auto" w:frame="1"/>
+        </w:rPr>
+        <w:t>graph TD</w:t>
+      </w:r>
+    </w:p>
+    <w:p>
+      <w:pPr>
+        <w:pStyle w:val="l1"/>
+        <w:numPr>
+          <w:ilvl w:val="0"/>
+          <w:numId w:val="3"/>
+        </w:numPr>
+        <w:shd w:val="clear" w:color="auto" w:fill="EEEEEE"/>
+        <w:spacing w:before="0" w:after="0"/>
+        <w:rPr>
+          <w:rFonts w:ascii="Consolas" w:hAnsi="Consolas"/>
+          <w:color w:val="999999"/>
+          <w:sz w:val="18"/>
+          <w:szCs w:val="18"/>
+        </w:rPr>
+      </w:pPr>
+      <w:r>
+        <w:rPr>
+          <w:rStyle w:val="typ"/>
+          <w:rFonts w:ascii="Consolas" w:hAnsi="Consolas"/>
+          <w:color w:val="660066"/>
+          <w:sz w:val="21"/>
+          <w:szCs w:val="21"/>
+          <w:bdr w:val="none" w:sz="0" w:space="0" w:color="auto" w:frame="1"/>
+        </w:rPr>
+        <w:t>User</w:t>
+      </w:r>
+      <w:r>
+        <w:rPr>
+          <w:rStyle w:val="pun"/>
+          <w:rFonts w:ascii="Consolas" w:hAnsi="Consolas"/>
+          <w:color w:val="666600"/>
+          <w:sz w:val="21"/>
+          <w:szCs w:val="21"/>
+          <w:bdr w:val="none" w:sz="0" w:space="0" w:color="auto" w:frame="1"/>
+        </w:rPr>
+        <w:t>[</w:t>
+      </w:r>
+      <w:r>
+        <w:rPr>
+          <w:rStyle w:val="str"/>
+          <w:rFonts w:ascii="Consolas" w:hAnsi="Consolas"/>
+          <w:color w:val="008800"/>
+          <w:sz w:val="21"/>
+          <w:szCs w:val="21"/>
+          <w:bdr w:val="none" w:sz="0" w:space="0" w:color="auto" w:frame="1"/>
+        </w:rPr>
+        <w:t>"</w:t>
+      </w:r>
+      <w:r>
+        <w:rPr>
+          <w:rStyle w:val="str"/>
+          <w:rFonts w:ascii="Consolas" w:hAnsi="Consolas"/>
+          <w:color w:val="008800"/>
+          <w:sz w:val="21"/>
+          <w:szCs w:val="21"/>
+          <w:bdr w:val="none" w:sz="0" w:space="0" w:color="auto" w:frame="1"/>
+        </w:rPr>
+        <w:t>浏览器</w:t>
+      </w:r>
+      <w:r>
+        <w:rPr>
+          <w:rStyle w:val="str"/>
+          <w:rFonts w:ascii="Consolas" w:hAnsi="Consolas"/>
+          <w:color w:val="008800"/>
+          <w:sz w:val="21"/>
+          <w:szCs w:val="21"/>
+          <w:bdr w:val="none" w:sz="0" w:space="0" w:color="auto" w:frame="1"/>
+        </w:rPr>
+        <w:t>/</w:t>
+      </w:r>
+      <w:r>
+        <w:rPr>
+          <w:rStyle w:val="str"/>
+          <w:rFonts w:ascii="Consolas" w:hAnsi="Consolas"/>
+          <w:color w:val="008800"/>
+          <w:sz w:val="21"/>
+          <w:szCs w:val="21"/>
+          <w:bdr w:val="none" w:sz="0" w:space="0" w:color="auto" w:frame="1"/>
+        </w:rPr>
+        <w:t>客户端</w:t>
+      </w:r>
+      <w:r>
+        <w:rPr>
+          <w:rStyle w:val="str"/>
+          <w:rFonts w:ascii="Consolas" w:hAnsi="Consolas"/>
+          <w:color w:val="008800"/>
+          <w:sz w:val="21"/>
+          <w:szCs w:val="21"/>
+          <w:bdr w:val="none" w:sz="0" w:space="0" w:color="auto" w:frame="1"/>
+        </w:rPr>
+        <w:t xml:space="preserve"> (User)"</w:t>
+      </w:r>
+      <w:r>
+        <w:rPr>
+          <w:rStyle w:val="pun"/>
+          <w:rFonts w:ascii="Consolas" w:hAnsi="Consolas"/>
+          <w:color w:val="666600"/>
+          <w:sz w:val="21"/>
+          <w:szCs w:val="21"/>
+          <w:bdr w:val="none" w:sz="0" w:space="0" w:color="auto" w:frame="1"/>
+        </w:rPr>
+        <w:t>]</w:t>
+      </w:r>
+    </w:p>
+    <w:p>
+      <w:pPr>
+        <w:pStyle w:val="l2"/>
+        <w:numPr>
+          <w:ilvl w:val="0"/>
+          <w:numId w:val="3"/>
+        </w:numPr>
+        <w:spacing w:before="0" w:after="0"/>
+        <w:rPr>
+          <w:rFonts w:ascii="Consolas" w:hAnsi="Consolas"/>
+          <w:color w:val="999999"/>
+          <w:sz w:val="18"/>
+          <w:szCs w:val="18"/>
+        </w:rPr>
+      </w:pPr>
+      <w:r>
+        <w:rPr>
+          <w:rStyle w:val="typ"/>
+          <w:rFonts w:ascii="Consolas" w:hAnsi="Consolas"/>
+          <w:color w:val="660066"/>
+          <w:sz w:val="21"/>
+          <w:szCs w:val="21"/>
+          <w:bdr w:val="none" w:sz="0" w:space="0" w:color="auto" w:frame="1"/>
+        </w:rPr>
+        <w:t>Frontend</w:t>
+      </w:r>
+      <w:r>
+        <w:rPr>
+          <w:rStyle w:val="pun"/>
+          <w:rFonts w:ascii="Consolas" w:hAnsi="Consolas"/>
+          <w:color w:val="666600"/>
+          <w:sz w:val="21"/>
+          <w:szCs w:val="21"/>
+          <w:bdr w:val="none" w:sz="0" w:space="0" w:color="auto" w:frame="1"/>
+        </w:rPr>
+        <w:t>[</w:t>
+      </w:r>
+      <w:r>
+        <w:rPr>
+          <w:rStyle w:val="str"/>
+          <w:rFonts w:ascii="Consolas" w:hAnsi="Consolas"/>
+          <w:color w:val="008800"/>
+          <w:sz w:val="21"/>
+          <w:szCs w:val="21"/>
+          <w:bdr w:val="none" w:sz="0" w:space="0" w:color="auto" w:frame="1"/>
+        </w:rPr>
+        <w:t xml:space="preserve">"Next.js </w:t>
+      </w:r>
+      <w:r>
+        <w:rPr>
+          <w:rStyle w:val="str"/>
+          <w:rFonts w:ascii="Consolas" w:hAnsi="Consolas"/>
+          <w:color w:val="008800"/>
+          <w:sz w:val="21"/>
+          <w:szCs w:val="21"/>
+          <w:bdr w:val="none" w:sz="0" w:space="0" w:color="auto" w:frame="1"/>
+        </w:rPr>
+        <w:t>前端</w:t>
+      </w:r>
+      <w:r>
+        <w:rPr>
+          <w:rStyle w:val="str"/>
+          <w:rFonts w:ascii="Consolas" w:hAnsi="Consolas"/>
+          <w:color w:val="008800"/>
+          <w:sz w:val="21"/>
+          <w:szCs w:val="21"/>
+          <w:bdr w:val="none" w:sz="0" w:space="0" w:color="auto" w:frame="1"/>
+        </w:rPr>
+        <w:t xml:space="preserve"> (React)"</w:t>
+      </w:r>
+      <w:r>
+        <w:rPr>
+          <w:rStyle w:val="pun"/>
+          <w:rFonts w:ascii="Consolas" w:hAnsi="Consolas"/>
+          <w:color w:val="666600"/>
+          <w:sz w:val="21"/>
+          <w:szCs w:val="21"/>
+          <w:bdr w:val="none" w:sz="0" w:space="0" w:color="auto" w:frame="1"/>
+        </w:rPr>
+        <w:t>]</w:t>
+      </w:r>
+    </w:p>
+    <w:p>
+      <w:pPr>
+        <w:pStyle w:val="l3"/>
+        <w:numPr>
+          <w:ilvl w:val="0"/>
+          <w:numId w:val="3"/>
+        </w:numPr>
+        <w:shd w:val="clear" w:color="auto" w:fill="EEEEEE"/>
+        <w:spacing w:before="0" w:after="0"/>
+        <w:rPr>
+          <w:rFonts w:ascii="Consolas" w:hAnsi="Consolas"/>
+          <w:color w:val="999999"/>
+          <w:sz w:val="18"/>
+          <w:szCs w:val="18"/>
+        </w:rPr>
+      </w:pPr>
+      <w:proofErr w:type="gramStart"/>
+      <w:r>
+        <w:rPr>
+          <w:rStyle w:val="typ"/>
+          <w:rFonts w:ascii="Consolas" w:hAnsi="Consolas"/>
+          <w:color w:val="660066"/>
+          <w:sz w:val="21"/>
+          <w:szCs w:val="21"/>
+          <w:bdr w:val="none" w:sz="0" w:space="0" w:color="auto" w:frame="1"/>
+        </w:rPr>
+        <w:t>Backend</w:t>
+      </w:r>
+      <w:r>
+        <w:rPr>
+          <w:rStyle w:val="pun"/>
+          <w:rFonts w:ascii="Consolas" w:hAnsi="Consolas"/>
+          <w:color w:val="666600"/>
+          <w:sz w:val="21"/>
+          <w:szCs w:val="21"/>
+          <w:bdr w:val="none" w:sz="0" w:space="0" w:color="auto" w:frame="1"/>
+        </w:rPr>
+        <w:t>[</w:t>
+      </w:r>
+      <w:proofErr w:type="gramEnd"/>
+      <w:r>
+        <w:rPr>
+          <w:rStyle w:val="str"/>
+          <w:rFonts w:ascii="Consolas" w:hAnsi="Consolas"/>
+          <w:color w:val="008800"/>
+          <w:sz w:val="21"/>
+          <w:szCs w:val="21"/>
+          <w:bdr w:val="none" w:sz="0" w:space="0" w:color="auto" w:frame="1"/>
+        </w:rPr>
+        <w:t>"</w:t>
+      </w:r>
+      <w:proofErr w:type="spellStart"/>
+      <w:r>
+        <w:rPr>
+          <w:rStyle w:val="str"/>
+          <w:rFonts w:ascii="Consolas" w:hAnsi="Consolas"/>
+          <w:color w:val="008800"/>
+          <w:sz w:val="21"/>
+          <w:szCs w:val="21"/>
+          <w:bdr w:val="none" w:sz="0" w:space="0" w:color="auto" w:frame="1"/>
+        </w:rPr>
+        <w:t>Vercel</w:t>
+      </w:r>
+      <w:proofErr w:type="spellEnd"/>
+      <w:r>
+        <w:rPr>
+          <w:rStyle w:val="str"/>
+          <w:rFonts w:ascii="Consolas" w:hAnsi="Consolas"/>
+          <w:color w:val="008800"/>
+          <w:sz w:val="21"/>
+          <w:szCs w:val="21"/>
+          <w:bdr w:val="none" w:sz="0" w:space="0" w:color="auto" w:frame="1"/>
+        </w:rPr>
+        <w:t xml:space="preserve"> Edge API (Node.js)"</w:t>
+      </w:r>
+      <w:r>
+        <w:rPr>
+          <w:rStyle w:val="pun"/>
+          <w:rFonts w:ascii="Consolas" w:hAnsi="Consolas"/>
+          <w:color w:val="666600"/>
+          <w:sz w:val="21"/>
+          <w:szCs w:val="21"/>
+          <w:bdr w:val="none" w:sz="0" w:space="0" w:color="auto" w:frame="1"/>
+        </w:rPr>
+        <w:t>]</w:t>
+      </w:r>
+    </w:p>
+    <w:p>
+      <w:pPr>
+        <w:pStyle w:val="l4"/>
+        <w:numPr>
+          <w:ilvl w:val="0"/>
+          <w:numId w:val="3"/>
+        </w:numPr>
+        <w:spacing w:before="0" w:after="0"/>
+        <w:rPr>
+          <w:rFonts w:ascii="Consolas" w:hAnsi="Consolas"/>
+          <w:color w:val="999999"/>
+          <w:sz w:val="18"/>
+          <w:szCs w:val="18"/>
+        </w:rPr>
+      </w:pPr>
+      <w:proofErr w:type="spellStart"/>
+      <w:r>
+        <w:rPr>
+          <w:rStyle w:val="typ"/>
+          <w:rFonts w:ascii="Consolas" w:hAnsi="Consolas"/>
+          <w:color w:val="660066"/>
+          <w:sz w:val="21"/>
+          <w:szCs w:val="21"/>
+          <w:bdr w:val="none" w:sz="0" w:space="0" w:color="auto" w:frame="1"/>
+        </w:rPr>
+        <w:t>AList</w:t>
+      </w:r>
+      <w:proofErr w:type="spellEnd"/>
+      <w:r>
+        <w:rPr>
+          <w:rStyle w:val="pun"/>
+          <w:rFonts w:ascii="Consolas" w:hAnsi="Consolas"/>
+          <w:color w:val="666600"/>
+          <w:sz w:val="21"/>
+          <w:szCs w:val="21"/>
+          <w:bdr w:val="none" w:sz="0" w:space="0" w:color="auto" w:frame="1"/>
+        </w:rPr>
+        <w:t>[</w:t>
+      </w:r>
+      <w:r>
+        <w:rPr>
+          <w:rStyle w:val="str"/>
+          <w:rFonts w:ascii="Consolas" w:hAnsi="Consolas"/>
+          <w:color w:val="008800"/>
+          <w:sz w:val="21"/>
+          <w:szCs w:val="21"/>
+          <w:bdr w:val="none" w:sz="0" w:space="0" w:color="auto" w:frame="1"/>
+        </w:rPr>
+        <w:t>"</w:t>
+      </w:r>
+      <w:proofErr w:type="spellStart"/>
+      <w:r>
+        <w:rPr>
+          <w:rStyle w:val="str"/>
+          <w:rFonts w:ascii="Consolas" w:hAnsi="Consolas"/>
+          <w:color w:val="008800"/>
+          <w:sz w:val="21"/>
+          <w:szCs w:val="21"/>
+          <w:bdr w:val="none" w:sz="0" w:space="0" w:color="auto" w:frame="1"/>
+        </w:rPr>
+        <w:t>AList</w:t>
+      </w:r>
+      <w:proofErr w:type="spellEnd"/>
+      <w:r>
+        <w:rPr>
+          <w:rStyle w:val="str"/>
+          <w:rFonts w:ascii="Consolas" w:hAnsi="Consolas"/>
+          <w:color w:val="008800"/>
+          <w:sz w:val="21"/>
+          <w:szCs w:val="21"/>
+          <w:bdr w:val="none" w:sz="0" w:space="0" w:color="auto" w:frame="1"/>
+        </w:rPr>
+        <w:t xml:space="preserve"> </w:t>
+      </w:r>
+      <w:r>
+        <w:rPr>
+          <w:rStyle w:val="str"/>
+          <w:rFonts w:ascii="Consolas" w:hAnsi="Consolas"/>
+          <w:color w:val="008800"/>
+          <w:sz w:val="21"/>
+          <w:szCs w:val="21"/>
+          <w:bdr w:val="none" w:sz="0" w:space="0" w:color="auto" w:frame="1"/>
+        </w:rPr>
+        <w:t>后台</w:t>
+      </w:r>
+      <w:r>
+        <w:rPr>
+          <w:rStyle w:val="str"/>
+          <w:rFonts w:ascii="Consolas" w:hAnsi="Consolas"/>
+          <w:color w:val="008800"/>
+          <w:sz w:val="21"/>
+          <w:szCs w:val="21"/>
+          <w:bdr w:val="none" w:sz="0" w:space="0" w:color="auto" w:frame="1"/>
+        </w:rPr>
+        <w:t xml:space="preserve"> (Go)"</w:t>
+      </w:r>
+      <w:r>
+        <w:rPr>
+          <w:rStyle w:val="pun"/>
+          <w:rFonts w:ascii="Consolas" w:hAnsi="Consolas"/>
+          <w:color w:val="666600"/>
+          <w:sz w:val="21"/>
+          <w:szCs w:val="21"/>
+          <w:bdr w:val="none" w:sz="0" w:space="0" w:color="auto" w:frame="1"/>
+        </w:rPr>
+        <w:t>]</w:t>
+      </w:r>
+    </w:p>
+    <w:p>
+      <w:pPr>
+        <w:pStyle w:val="l5"/>
+        <w:numPr>
+          <w:ilvl w:val="0"/>
+          <w:numId w:val="3"/>
+        </w:numPr>
+        <w:shd w:val="clear" w:color="auto" w:fill="EEEEEE"/>
+        <w:spacing w:before="0" w:after="0"/>
+        <w:rPr>
+          <w:rFonts w:ascii="Consolas" w:hAnsi="Consolas"/>
+          <w:color w:val="999999"/>
+          <w:sz w:val="18"/>
+          <w:szCs w:val="18"/>
+        </w:rPr>
+      </w:pPr>
+      <w:proofErr w:type="spellStart"/>
+      <w:r>
+        <w:rPr>
+          <w:rStyle w:val="typ"/>
+          <w:rFonts w:ascii="Consolas" w:hAnsi="Consolas"/>
+          <w:color w:val="660066"/>
+          <w:sz w:val="21"/>
+          <w:szCs w:val="21"/>
+          <w:bdr w:val="none" w:sz="0" w:space="0" w:color="auto" w:frame="1"/>
+        </w:rPr>
+        <w:t>BaiduCDN</w:t>
+      </w:r>
+      <w:proofErr w:type="spellEnd"/>
+      <w:r>
+        <w:rPr>
+          <w:rStyle w:val="pun"/>
+          <w:rFonts w:ascii="Consolas" w:hAnsi="Consolas"/>
+          <w:color w:val="666600"/>
+          <w:sz w:val="21"/>
+          <w:szCs w:val="21"/>
+          <w:bdr w:val="none" w:sz="0" w:space="0" w:color="auto" w:frame="1"/>
+        </w:rPr>
+        <w:t>[</w:t>
+      </w:r>
+      <w:r>
+        <w:rPr>
+          <w:rStyle w:val="str"/>
+          <w:rFonts w:ascii="Consolas" w:hAnsi="Consolas"/>
+          <w:color w:val="008800"/>
+          <w:sz w:val="21"/>
+          <w:szCs w:val="21"/>
+          <w:bdr w:val="none" w:sz="0" w:space="0" w:color="auto" w:frame="1"/>
+        </w:rPr>
+        <w:t>"</w:t>
+      </w:r>
+      <w:r>
+        <w:rPr>
+          <w:rStyle w:val="str"/>
+          <w:rFonts w:ascii="Consolas" w:hAnsi="Consolas"/>
+          <w:color w:val="008800"/>
+          <w:sz w:val="21"/>
+          <w:szCs w:val="21"/>
+          <w:bdr w:val="none" w:sz="0" w:space="0" w:color="auto" w:frame="1"/>
+        </w:rPr>
+        <w:t>百度云</w:t>
+      </w:r>
+      <w:r>
+        <w:rPr>
+          <w:rStyle w:val="str"/>
+          <w:rFonts w:ascii="Consolas" w:hAnsi="Consolas"/>
+          <w:color w:val="008800"/>
+          <w:sz w:val="21"/>
+          <w:szCs w:val="21"/>
+          <w:bdr w:val="none" w:sz="0" w:space="0" w:color="auto" w:frame="1"/>
+        </w:rPr>
+        <w:t xml:space="preserve"> CDN (Object Storage)"</w:t>
+      </w:r>
+      <w:r>
+        <w:rPr>
+          <w:rStyle w:val="pun"/>
+          <w:rFonts w:ascii="Consolas" w:hAnsi="Consolas"/>
+          <w:color w:val="666600"/>
+          <w:sz w:val="21"/>
+          <w:szCs w:val="21"/>
+          <w:bdr w:val="none" w:sz="0" w:space="0" w:color="auto" w:frame="1"/>
+        </w:rPr>
+        <w:t>]</w:t>
+      </w:r>
+    </w:p>
+    <w:p>
+      <w:pPr>
+        <w:pStyle w:val="l7"/>
+        <w:numPr>
+          <w:ilvl w:val="0"/>
+          <w:numId w:val="3"/>
+        </w:numPr>
+        <w:shd w:val="clear" w:color="auto" w:fill="EEEEEE"/>
+        <w:spacing w:before="0" w:after="0"/>
+        <w:rPr>
+          <w:rFonts w:ascii="Consolas" w:hAnsi="Consolas"/>
+          <w:color w:val="999999"/>
+          <w:sz w:val="18"/>
+          <w:szCs w:val="18"/>
+        </w:rPr>
+      </w:pPr>
+      <w:r>
+        <w:rPr>
+          <w:rStyle w:val="typ"/>
+          <w:rFonts w:ascii="Consolas" w:hAnsi="Consolas"/>
+          <w:color w:val="660066"/>
+          <w:sz w:val="21"/>
+          <w:szCs w:val="21"/>
+          <w:bdr w:val="none" w:sz="0" w:space="0" w:color="auto" w:frame="1"/>
+        </w:rPr>
+        <w:t>User</w:t>
+      </w:r>
+      <w:r>
+        <w:rPr>
+          <w:rStyle w:val="pln"/>
+          <w:rFonts w:ascii="Consolas" w:hAnsi="Consolas"/>
+          <w:color w:val="000000"/>
+          <w:sz w:val="21"/>
+          <w:szCs w:val="21"/>
+          <w:bdr w:val="none" w:sz="0" w:space="0" w:color="auto" w:frame="1"/>
+        </w:rPr>
+        <w:t xml:space="preserve"> </w:t>
+      </w:r>
+      <w:r>
+        <w:rPr>
+          <w:rStyle w:val="pun"/>
+          <w:rFonts w:ascii="Consolas" w:hAnsi="Consolas"/>
+          <w:color w:val="666600"/>
+          <w:sz w:val="21"/>
+          <w:szCs w:val="21"/>
+          <w:bdr w:val="none" w:sz="0" w:space="0" w:color="auto" w:frame="1"/>
+        </w:rPr>
+        <w:t>--</w:t>
+      </w:r>
+      <w:r>
+        <w:rPr>
+          <w:rStyle w:val="pln"/>
+          <w:rFonts w:ascii="Consolas" w:hAnsi="Consolas"/>
+          <w:color w:val="000000"/>
+          <w:sz w:val="21"/>
+          <w:szCs w:val="21"/>
+          <w:bdr w:val="none" w:sz="0" w:space="0" w:color="auto" w:frame="1"/>
+        </w:rPr>
+        <w:t xml:space="preserve"> </w:t>
+      </w:r>
+      <w:r>
+        <w:rPr>
+          <w:rStyle w:val="str"/>
+          <w:rFonts w:ascii="Consolas" w:hAnsi="Consolas"/>
+          <w:color w:val="008800"/>
+          <w:sz w:val="21"/>
+          <w:szCs w:val="21"/>
+          <w:bdr w:val="none" w:sz="0" w:space="0" w:color="auto" w:frame="1"/>
+        </w:rPr>
+        <w:t xml:space="preserve">"1. </w:t>
+      </w:r>
+      <w:r>
+        <w:rPr>
+          <w:rStyle w:val="str"/>
+          <w:rFonts w:ascii="Consolas" w:hAnsi="Consolas"/>
+          <w:color w:val="008800"/>
+          <w:sz w:val="21"/>
+          <w:szCs w:val="21"/>
+          <w:bdr w:val="none" w:sz="0" w:space="0" w:color="auto" w:frame="1"/>
+        </w:rPr>
+        <w:t>交互请求</w:t>
+      </w:r>
+      <w:r>
+        <w:rPr>
+          <w:rStyle w:val="str"/>
+          <w:rFonts w:ascii="Consolas" w:hAnsi="Consolas"/>
+          <w:color w:val="008800"/>
+          <w:sz w:val="21"/>
+          <w:szCs w:val="21"/>
+          <w:bdr w:val="none" w:sz="0" w:space="0" w:color="auto" w:frame="1"/>
+        </w:rPr>
+        <w:t>"</w:t>
+      </w:r>
+      <w:r>
+        <w:rPr>
+          <w:rStyle w:val="pln"/>
+          <w:rFonts w:ascii="Consolas" w:hAnsi="Consolas"/>
+          <w:color w:val="000000"/>
+          <w:sz w:val="21"/>
+          <w:szCs w:val="21"/>
+          <w:bdr w:val="none" w:sz="0" w:space="0" w:color="auto" w:frame="1"/>
+        </w:rPr>
+        <w:t xml:space="preserve"> </w:t>
+      </w:r>
+      <w:r>
+        <w:rPr>
+          <w:rStyle w:val="pun"/>
+          <w:rFonts w:ascii="Consolas" w:hAnsi="Consolas"/>
+          <w:color w:val="666600"/>
+          <w:sz w:val="21"/>
+          <w:szCs w:val="21"/>
+          <w:bdr w:val="none" w:sz="0" w:space="0" w:color="auto" w:frame="1"/>
+        </w:rPr>
+        <w:t>--&gt;</w:t>
+      </w:r>
+      <w:r>
+        <w:rPr>
+          <w:rStyle w:val="pln"/>
+          <w:rFonts w:ascii="Consolas" w:hAnsi="Consolas"/>
+          <w:color w:val="000000"/>
+          <w:sz w:val="21"/>
+          <w:szCs w:val="21"/>
+          <w:bdr w:val="none" w:sz="0" w:space="0" w:color="auto" w:frame="1"/>
+        </w:rPr>
+        <w:t xml:space="preserve"> </w:t>
+      </w:r>
+      <w:r>
+        <w:rPr>
+          <w:rStyle w:val="typ"/>
+          <w:rFonts w:ascii="Consolas" w:hAnsi="Consolas"/>
+          <w:color w:val="660066"/>
+          <w:sz w:val="21"/>
+          <w:szCs w:val="21"/>
+          <w:bdr w:val="none" w:sz="0" w:space="0" w:color="auto" w:frame="1"/>
+        </w:rPr>
+        <w:t>Frontend</w:t>
+      </w:r>
+    </w:p>
+    <w:p>
+      <w:pPr>
+        <w:pStyle w:val="l8"/>
+        <w:numPr>
+          <w:ilvl w:val="0"/>
+          <w:numId w:val="3"/>
+        </w:numPr>
+        <w:spacing w:before="0" w:after="0"/>
+        <w:rPr>
+          <w:rFonts w:ascii="Consolas" w:hAnsi="Consolas"/>
+          <w:color w:val="999999"/>
+          <w:sz w:val="18"/>
+          <w:szCs w:val="18"/>
+        </w:rPr>
+      </w:pPr>
+      <w:r>
+        <w:rPr>
+          <w:rStyle w:val="typ"/>
+          <w:rFonts w:ascii="Consolas" w:hAnsi="Consolas"/>
+          <w:color w:val="660066"/>
+          <w:sz w:val="21"/>
+          <w:szCs w:val="21"/>
+          <w:bdr w:val="none" w:sz="0" w:space="0" w:color="auto" w:frame="1"/>
+        </w:rPr>
+        <w:t>Frontend</w:t>
+      </w:r>
+      <w:r>
+        <w:rPr>
+          <w:rStyle w:val="pln"/>
+          <w:rFonts w:ascii="Consolas" w:hAnsi="Consolas"/>
+          <w:color w:val="000000"/>
+          <w:sz w:val="21"/>
+          <w:szCs w:val="21"/>
+          <w:bdr w:val="none" w:sz="0" w:space="0" w:color="auto" w:frame="1"/>
+        </w:rPr>
+        <w:t xml:space="preserve"> </w:t>
+      </w:r>
+      <w:r>
+        <w:rPr>
+          <w:rStyle w:val="pun"/>
+          <w:rFonts w:ascii="Consolas" w:hAnsi="Consolas"/>
+          <w:color w:val="666600"/>
+          <w:sz w:val="21"/>
+          <w:szCs w:val="21"/>
+          <w:bdr w:val="none" w:sz="0" w:space="0" w:color="auto" w:frame="1"/>
+        </w:rPr>
+        <w:t>--</w:t>
+      </w:r>
+      <w:r>
+        <w:rPr>
+          <w:rStyle w:val="pln"/>
+          <w:rFonts w:ascii="Consolas" w:hAnsi="Consolas"/>
+          <w:color w:val="000000"/>
+          <w:sz w:val="21"/>
+          <w:szCs w:val="21"/>
+          <w:bdr w:val="none" w:sz="0" w:space="0" w:color="auto" w:frame="1"/>
+        </w:rPr>
+        <w:t xml:space="preserve"> </w:t>
+      </w:r>
+      <w:r>
+        <w:rPr>
+          <w:rStyle w:val="str"/>
+          <w:rFonts w:ascii="Consolas" w:hAnsi="Consolas"/>
+          <w:color w:val="008800"/>
+          <w:sz w:val="21"/>
+          <w:szCs w:val="21"/>
+          <w:bdr w:val="none" w:sz="0" w:space="0" w:color="auto" w:frame="1"/>
+        </w:rPr>
+        <w:t xml:space="preserve">"2. API </w:t>
+      </w:r>
+      <w:r>
+        <w:rPr>
+          <w:rStyle w:val="str"/>
+          <w:rFonts w:ascii="Consolas" w:hAnsi="Consolas"/>
+          <w:color w:val="008800"/>
+          <w:sz w:val="21"/>
+          <w:szCs w:val="21"/>
+          <w:bdr w:val="none" w:sz="0" w:space="0" w:color="auto" w:frame="1"/>
+        </w:rPr>
+        <w:t>转发</w:t>
+      </w:r>
+      <w:r>
+        <w:rPr>
+          <w:rStyle w:val="str"/>
+          <w:rFonts w:ascii="Consolas" w:hAnsi="Consolas"/>
+          <w:color w:val="008800"/>
+          <w:sz w:val="21"/>
+          <w:szCs w:val="21"/>
+          <w:bdr w:val="none" w:sz="0" w:space="0" w:color="auto" w:frame="1"/>
+        </w:rPr>
+        <w:t>"</w:t>
+      </w:r>
+      <w:r>
+        <w:rPr>
+          <w:rStyle w:val="pln"/>
+          <w:rFonts w:ascii="Consolas" w:hAnsi="Consolas"/>
+          <w:color w:val="000000"/>
+          <w:sz w:val="21"/>
+          <w:szCs w:val="21"/>
+          <w:bdr w:val="none" w:sz="0" w:space="0" w:color="auto" w:frame="1"/>
+        </w:rPr>
+        <w:t xml:space="preserve"> </w:t>
+      </w:r>
+      <w:r>
+        <w:rPr>
+          <w:rStyle w:val="pun"/>
+          <w:rFonts w:ascii="Consolas" w:hAnsi="Consolas"/>
+          <w:color w:val="666600"/>
+          <w:sz w:val="21"/>
+          <w:szCs w:val="21"/>
+          <w:bdr w:val="none" w:sz="0" w:space="0" w:color="auto" w:frame="1"/>
+        </w:rPr>
+        <w:t>--&gt;</w:t>
+      </w:r>
+      <w:r>
+        <w:rPr>
+          <w:rStyle w:val="pln"/>
+          <w:rFonts w:ascii="Consolas" w:hAnsi="Consolas"/>
+          <w:color w:val="000000"/>
+          <w:sz w:val="21"/>
+          <w:szCs w:val="21"/>
+          <w:bdr w:val="none" w:sz="0" w:space="0" w:color="auto" w:frame="1"/>
+        </w:rPr>
+        <w:t xml:space="preserve"> </w:t>
+      </w:r>
+      <w:r>
+        <w:rPr>
+          <w:rStyle w:val="typ"/>
+          <w:rFonts w:ascii="Consolas" w:hAnsi="Consolas"/>
+          <w:color w:val="660066"/>
+          <w:sz w:val="21"/>
+          <w:szCs w:val="21"/>
+          <w:bdr w:val="none" w:sz="0" w:space="0" w:color="auto" w:frame="1"/>
+        </w:rPr>
+        <w:t>Backend</w:t>
+      </w:r>
+    </w:p>
+    <w:p>
+      <w:pPr>
+        <w:pStyle w:val="l9"/>
+        <w:numPr>
+          <w:ilvl w:val="0"/>
+          <w:numId w:val="3"/>
+        </w:numPr>
+        <w:shd w:val="clear" w:color="auto" w:fill="EEEEEE"/>
+        <w:spacing w:before="0" w:after="0"/>
+        <w:rPr>
+          <w:rFonts w:ascii="Consolas" w:hAnsi="Consolas"/>
+          <w:color w:val="999999"/>
+          <w:sz w:val="18"/>
+          <w:szCs w:val="18"/>
+        </w:rPr>
+      </w:pPr>
+      <w:r>
+        <w:rPr>
+          <w:rStyle w:val="typ"/>
+          <w:rFonts w:ascii="Consolas" w:hAnsi="Consolas"/>
+          <w:color w:val="660066"/>
+          <w:sz w:val="21"/>
+          <w:szCs w:val="21"/>
+          <w:bdr w:val="none" w:sz="0" w:space="0" w:color="auto" w:frame="1"/>
+        </w:rPr>
+        <w:t>Backend</w:t>
+      </w:r>
+      <w:r>
+        <w:rPr>
+          <w:rStyle w:val="pln"/>
+          <w:rFonts w:ascii="Consolas" w:hAnsi="Consolas"/>
+          <w:color w:val="000000"/>
+          <w:sz w:val="21"/>
+          <w:szCs w:val="21"/>
+          <w:bdr w:val="none" w:sz="0" w:space="0" w:color="auto" w:frame="1"/>
+        </w:rPr>
+        <w:t xml:space="preserve"> </w:t>
+      </w:r>
+      <w:r>
+        <w:rPr>
+          <w:rStyle w:val="pun"/>
+          <w:rFonts w:ascii="Consolas" w:hAnsi="Consolas"/>
+          <w:color w:val="666600"/>
+          <w:sz w:val="21"/>
+          <w:szCs w:val="21"/>
+          <w:bdr w:val="none" w:sz="0" w:space="0" w:color="auto" w:frame="1"/>
+        </w:rPr>
+        <w:t>--</w:t>
+      </w:r>
+      <w:r>
+        <w:rPr>
+          <w:rStyle w:val="pln"/>
+          <w:rFonts w:ascii="Consolas" w:hAnsi="Consolas"/>
+          <w:color w:val="000000"/>
+          <w:sz w:val="21"/>
+          <w:szCs w:val="21"/>
+          <w:bdr w:val="none" w:sz="0" w:space="0" w:color="auto" w:frame="1"/>
+        </w:rPr>
+        <w:t xml:space="preserve"> </w:t>
+      </w:r>
+      <w:r>
+        <w:rPr>
+          <w:rStyle w:val="str"/>
+          <w:rFonts w:ascii="Consolas" w:hAnsi="Consolas"/>
+          <w:color w:val="008800"/>
+          <w:sz w:val="21"/>
+          <w:szCs w:val="21"/>
+          <w:bdr w:val="none" w:sz="0" w:space="0" w:color="auto" w:frame="1"/>
+        </w:rPr>
+        <w:t xml:space="preserve">"3. </w:t>
+      </w:r>
+      <w:r>
+        <w:rPr>
+          <w:rStyle w:val="str"/>
+          <w:rFonts w:ascii="Consolas" w:hAnsi="Consolas"/>
+          <w:color w:val="008800"/>
+          <w:sz w:val="21"/>
+          <w:szCs w:val="21"/>
+          <w:bdr w:val="none" w:sz="0" w:space="0" w:color="auto" w:frame="1"/>
+        </w:rPr>
+        <w:t>代理鉴权</w:t>
+      </w:r>
+      <w:r>
+        <w:rPr>
+          <w:rStyle w:val="str"/>
+          <w:rFonts w:ascii="Consolas" w:hAnsi="Consolas"/>
+          <w:color w:val="008800"/>
+          <w:sz w:val="21"/>
+          <w:szCs w:val="21"/>
+          <w:bdr w:val="none" w:sz="0" w:space="0" w:color="auto" w:frame="1"/>
+        </w:rPr>
+        <w:t>"</w:t>
+      </w:r>
+      <w:r>
+        <w:rPr>
+          <w:rStyle w:val="pln"/>
+          <w:rFonts w:ascii="Consolas" w:hAnsi="Consolas"/>
+          <w:color w:val="000000"/>
+          <w:sz w:val="21"/>
+          <w:szCs w:val="21"/>
+          <w:bdr w:val="none" w:sz="0" w:space="0" w:color="auto" w:frame="1"/>
+        </w:rPr>
+        <w:t xml:space="preserve"> </w:t>
+      </w:r>
+      <w:r>
+        <w:rPr>
+          <w:rStyle w:val="pun"/>
+          <w:rFonts w:ascii="Consolas" w:hAnsi="Consolas"/>
+          <w:color w:val="666600"/>
+          <w:sz w:val="21"/>
+          <w:szCs w:val="21"/>
+          <w:bdr w:val="none" w:sz="0" w:space="0" w:color="auto" w:frame="1"/>
+        </w:rPr>
+        <w:t>--&gt;</w:t>
+      </w:r>
+      <w:r>
+        <w:rPr>
+          <w:rStyle w:val="pln"/>
+          <w:rFonts w:ascii="Consolas" w:hAnsi="Consolas"/>
+          <w:color w:val="000000"/>
+          <w:sz w:val="21"/>
+          <w:szCs w:val="21"/>
+          <w:bdr w:val="none" w:sz="0" w:space="0" w:color="auto" w:frame="1"/>
+        </w:rPr>
+        <w:t xml:space="preserve"> </w:t>
+      </w:r>
+      <w:proofErr w:type="spellStart"/>
+      <w:r>
+        <w:rPr>
+          <w:rStyle w:val="typ"/>
+          <w:rFonts w:ascii="Consolas" w:hAnsi="Consolas"/>
+          <w:color w:val="660066"/>
+          <w:sz w:val="21"/>
+          <w:szCs w:val="21"/>
+          <w:bdr w:val="none" w:sz="0" w:space="0" w:color="auto" w:frame="1"/>
+        </w:rPr>
+        <w:t>AList</w:t>
+      </w:r>
+      <w:proofErr w:type="spellEnd"/>
+    </w:p>
+    <w:p>
+      <w:pPr>
+        <w:pStyle w:val="l0"/>
+        <w:numPr>
+          <w:ilvl w:val="0"/>
+          <w:numId w:val="3"/>
+        </w:numPr>
+        <w:spacing w:before="0" w:after="0"/>
+        <w:rPr>
+          <w:rFonts w:ascii="Consolas" w:hAnsi="Consolas"/>
+          <w:color w:val="999999"/>
+          <w:sz w:val="18"/>
+          <w:szCs w:val="18"/>
+        </w:rPr>
+      </w:pPr>
+      <w:proofErr w:type="spellStart"/>
+      <w:r>
+        <w:rPr>
+          <w:rStyle w:val="typ"/>
+          <w:rFonts w:ascii="Consolas" w:hAnsi="Consolas"/>
+          <w:color w:val="660066"/>
+          <w:sz w:val="21"/>
+          <w:szCs w:val="21"/>
+          <w:bdr w:val="none" w:sz="0" w:space="0" w:color="auto" w:frame="1"/>
+        </w:rPr>
+        <w:t>AList</w:t>
+      </w:r>
+      <w:proofErr w:type="spellEnd"/>
+      <w:r>
+        <w:rPr>
+          <w:rStyle w:val="pln"/>
+          <w:rFonts w:ascii="Consolas" w:hAnsi="Consolas"/>
+          <w:color w:val="000000"/>
+          <w:sz w:val="21"/>
+          <w:szCs w:val="21"/>
+          <w:bdr w:val="none" w:sz="0" w:space="0" w:color="auto" w:frame="1"/>
+        </w:rPr>
+        <w:t xml:space="preserve"> </w:t>
+      </w:r>
+      <w:r>
+        <w:rPr>
+          <w:rStyle w:val="pun"/>
+          <w:rFonts w:ascii="Consolas" w:hAnsi="Consolas"/>
+          <w:color w:val="666600"/>
+          <w:sz w:val="21"/>
+          <w:szCs w:val="21"/>
+          <w:bdr w:val="none" w:sz="0" w:space="0" w:color="auto" w:frame="1"/>
+        </w:rPr>
+        <w:t>--</w:t>
+      </w:r>
+      <w:r>
+        <w:rPr>
+          <w:rStyle w:val="pln"/>
+          <w:rFonts w:ascii="Consolas" w:hAnsi="Consolas"/>
+          <w:color w:val="000000"/>
+          <w:sz w:val="21"/>
+          <w:szCs w:val="21"/>
+          <w:bdr w:val="none" w:sz="0" w:space="0" w:color="auto" w:frame="1"/>
+        </w:rPr>
+        <w:t xml:space="preserve"> </w:t>
+      </w:r>
+      <w:r>
+        <w:rPr>
+          <w:rStyle w:val="str"/>
+          <w:rFonts w:ascii="Consolas" w:hAnsi="Consolas"/>
+          <w:color w:val="008800"/>
+          <w:sz w:val="21"/>
+          <w:szCs w:val="21"/>
+          <w:bdr w:val="none" w:sz="0" w:space="0" w:color="auto" w:frame="1"/>
+        </w:rPr>
+        <w:t xml:space="preserve">"4. </w:t>
+      </w:r>
+      <w:r>
+        <w:rPr>
+          <w:rStyle w:val="str"/>
+          <w:rFonts w:ascii="Consolas" w:hAnsi="Consolas"/>
+          <w:color w:val="008800"/>
+          <w:sz w:val="21"/>
+          <w:szCs w:val="21"/>
+          <w:bdr w:val="none" w:sz="0" w:space="0" w:color="auto" w:frame="1"/>
+        </w:rPr>
+        <w:t>返回原始直链</w:t>
+      </w:r>
+      <w:r>
+        <w:rPr>
+          <w:rStyle w:val="str"/>
+          <w:rFonts w:ascii="Consolas" w:hAnsi="Consolas"/>
+          <w:color w:val="008800"/>
+          <w:sz w:val="21"/>
+          <w:szCs w:val="21"/>
+          <w:bdr w:val="none" w:sz="0" w:space="0" w:color="auto" w:frame="1"/>
+        </w:rPr>
+        <w:t>"</w:t>
+      </w:r>
+      <w:r>
+        <w:rPr>
+          <w:rStyle w:val="pln"/>
+          <w:rFonts w:ascii="Consolas" w:hAnsi="Consolas"/>
+          <w:color w:val="000000"/>
+          <w:sz w:val="21"/>
+          <w:szCs w:val="21"/>
+          <w:bdr w:val="none" w:sz="0" w:space="0" w:color="auto" w:frame="1"/>
+        </w:rPr>
+        <w:t xml:space="preserve"> </w:t>
+      </w:r>
+      <w:r>
+        <w:rPr>
+          <w:rStyle w:val="pun"/>
+          <w:rFonts w:ascii="Consolas" w:hAnsi="Consolas"/>
+          <w:color w:val="666600"/>
+          <w:sz w:val="21"/>
+          <w:szCs w:val="21"/>
+          <w:bdr w:val="none" w:sz="0" w:space="0" w:color="auto" w:frame="1"/>
+        </w:rPr>
+        <w:t>--&gt;</w:t>
+      </w:r>
+      <w:r>
+        <w:rPr>
+          <w:rStyle w:val="pln"/>
+          <w:rFonts w:ascii="Consolas" w:hAnsi="Consolas"/>
+          <w:color w:val="000000"/>
+          <w:sz w:val="21"/>
+          <w:szCs w:val="21"/>
+          <w:bdr w:val="none" w:sz="0" w:space="0" w:color="auto" w:frame="1"/>
+        </w:rPr>
+        <w:t xml:space="preserve"> </w:t>
+      </w:r>
+      <w:r>
+        <w:rPr>
+          <w:rStyle w:val="typ"/>
+          <w:rFonts w:ascii="Consolas" w:hAnsi="Consolas"/>
+          <w:color w:val="660066"/>
+          <w:sz w:val="21"/>
+          <w:szCs w:val="21"/>
+          <w:bdr w:val="none" w:sz="0" w:space="0" w:color="auto" w:frame="1"/>
+        </w:rPr>
+        <w:t>Backend</w:t>
+      </w:r>
+    </w:p>
+    <w:p>
+      <w:pPr>
+        <w:pStyle w:val="l1"/>
+        <w:numPr>
+          <w:ilvl w:val="0"/>
+          <w:numId w:val="3"/>
+        </w:numPr>
+        <w:shd w:val="clear" w:color="auto" w:fill="EEEEEE"/>
+        <w:spacing w:before="0" w:after="0"/>
+        <w:rPr>
+          <w:rFonts w:ascii="Consolas" w:hAnsi="Consolas"/>
+          <w:color w:val="999999"/>
+          <w:sz w:val="18"/>
+          <w:szCs w:val="18"/>
+        </w:rPr>
+      </w:pPr>
+      <w:r>
+        <w:rPr>
+          <w:rStyle w:val="typ"/>
+          <w:rFonts w:ascii="Consolas" w:hAnsi="Consolas"/>
+          <w:color w:val="660066"/>
+          <w:sz w:val="21"/>
+          <w:szCs w:val="21"/>
+          <w:bdr w:val="none" w:sz="0" w:space="0" w:color="auto" w:frame="1"/>
+        </w:rPr>
+        <w:t>Backend</w:t>
+      </w:r>
+      <w:r>
+        <w:rPr>
+          <w:rStyle w:val="pln"/>
+          <w:rFonts w:ascii="Consolas" w:hAnsi="Consolas"/>
+          <w:color w:val="000000"/>
+          <w:sz w:val="21"/>
+          <w:szCs w:val="21"/>
+          <w:bdr w:val="none" w:sz="0" w:space="0" w:color="auto" w:frame="1"/>
+        </w:rPr>
+        <w:t xml:space="preserve"> </w:t>
+      </w:r>
+      <w:r>
+        <w:rPr>
+          <w:rStyle w:val="pun"/>
+          <w:rFonts w:ascii="Consolas" w:hAnsi="Consolas"/>
+          <w:color w:val="666600"/>
+          <w:sz w:val="21"/>
+          <w:szCs w:val="21"/>
+          <w:bdr w:val="none" w:sz="0" w:space="0" w:color="auto" w:frame="1"/>
+        </w:rPr>
+        <w:t>--</w:t>
+      </w:r>
+      <w:r>
+        <w:rPr>
+          <w:rStyle w:val="pln"/>
+          <w:rFonts w:ascii="Consolas" w:hAnsi="Consolas"/>
+          <w:color w:val="000000"/>
+          <w:sz w:val="21"/>
+          <w:szCs w:val="21"/>
+          <w:bdr w:val="none" w:sz="0" w:space="0" w:color="auto" w:frame="1"/>
+        </w:rPr>
+        <w:t xml:space="preserve"> </w:t>
+      </w:r>
+      <w:r>
+        <w:rPr>
+          <w:rStyle w:val="str"/>
+          <w:rFonts w:ascii="Consolas" w:hAnsi="Consolas"/>
+          <w:color w:val="008800"/>
+          <w:sz w:val="21"/>
+          <w:szCs w:val="21"/>
+          <w:bdr w:val="none" w:sz="0" w:space="0" w:color="auto" w:frame="1"/>
+        </w:rPr>
+        <w:t xml:space="preserve">"5. </w:t>
+      </w:r>
+      <w:r>
+        <w:rPr>
+          <w:rStyle w:val="str"/>
+          <w:rFonts w:ascii="Consolas" w:hAnsi="Consolas"/>
+          <w:color w:val="008800"/>
+          <w:sz w:val="21"/>
+          <w:szCs w:val="21"/>
+          <w:bdr w:val="none" w:sz="0" w:space="0" w:color="auto" w:frame="1"/>
+        </w:rPr>
+        <w:t>封装下载路由</w:t>
+      </w:r>
+      <w:r>
+        <w:rPr>
+          <w:rStyle w:val="str"/>
+          <w:rFonts w:ascii="Consolas" w:hAnsi="Consolas"/>
+          <w:color w:val="008800"/>
+          <w:sz w:val="21"/>
+          <w:szCs w:val="21"/>
+          <w:bdr w:val="none" w:sz="0" w:space="0" w:color="auto" w:frame="1"/>
+        </w:rPr>
+        <w:t>"</w:t>
+      </w:r>
+      <w:r>
+        <w:rPr>
+          <w:rStyle w:val="pln"/>
+          <w:rFonts w:ascii="Consolas" w:hAnsi="Consolas"/>
+          <w:color w:val="000000"/>
+          <w:sz w:val="21"/>
+          <w:szCs w:val="21"/>
+          <w:bdr w:val="none" w:sz="0" w:space="0" w:color="auto" w:frame="1"/>
+        </w:rPr>
+        <w:t xml:space="preserve"> </w:t>
+      </w:r>
+      <w:r>
+        <w:rPr>
+          <w:rStyle w:val="pun"/>
+          <w:rFonts w:ascii="Consolas" w:hAnsi="Consolas"/>
+          <w:color w:val="666600"/>
+          <w:sz w:val="21"/>
+          <w:szCs w:val="21"/>
+          <w:bdr w:val="none" w:sz="0" w:space="0" w:color="auto" w:frame="1"/>
+        </w:rPr>
+        <w:t>--&gt;</w:t>
+      </w:r>
+      <w:r>
+        <w:rPr>
+          <w:rStyle w:val="pln"/>
+          <w:rFonts w:ascii="Consolas" w:hAnsi="Consolas"/>
+          <w:color w:val="000000"/>
+          <w:sz w:val="21"/>
+          <w:szCs w:val="21"/>
+          <w:bdr w:val="none" w:sz="0" w:space="0" w:color="auto" w:frame="1"/>
+        </w:rPr>
+        <w:t xml:space="preserve"> </w:t>
+      </w:r>
+      <w:r>
+        <w:rPr>
+          <w:rStyle w:val="typ"/>
+          <w:rFonts w:ascii="Consolas" w:hAnsi="Consolas"/>
+          <w:color w:val="660066"/>
+          <w:sz w:val="21"/>
+          <w:szCs w:val="21"/>
+          <w:bdr w:val="none" w:sz="0" w:space="0" w:color="auto" w:frame="1"/>
+        </w:rPr>
+        <w:t>User</w:t>
+      </w:r>
+    </w:p>
+    <w:p>
+      <w:pPr>
+        <w:pStyle w:val="l2"/>
+        <w:numPr>
+          <w:ilvl w:val="0"/>
+          <w:numId w:val="3"/>
+        </w:numPr>
+        <w:spacing w:before="0" w:after="0"/>
+        <w:rPr>
+          <w:rStyle w:val="typ"/>
+          <w:rFonts w:ascii="Consolas" w:hAnsi="Consolas"/>
+          <w:color w:val="999999"/>
+          <w:sz w:val="18"/>
+          <w:szCs w:val="18"/>
+        </w:rPr>
+      </w:pPr>
+      <w:r>
+        <w:rPr>
+          <w:rStyle w:val="typ"/>
+          <w:rFonts w:ascii="Consolas" w:hAnsi="Consolas"/>
+          <w:color w:val="660066"/>
+          <w:sz w:val="21"/>
+          <w:szCs w:val="21"/>
+          <w:bdr w:val="none" w:sz="0" w:space="0" w:color="auto" w:frame="1"/>
+        </w:rPr>
+        <w:t>User</w:t>
+      </w:r>
+      <w:r>
+        <w:rPr>
+          <w:rStyle w:val="pln"/>
+          <w:rFonts w:ascii="Consolas" w:hAnsi="Consolas"/>
+          <w:color w:val="000000"/>
+          <w:sz w:val="21"/>
+          <w:szCs w:val="21"/>
+          <w:bdr w:val="none" w:sz="0" w:space="0" w:color="auto" w:frame="1"/>
+        </w:rPr>
+        <w:t xml:space="preserve"> </w:t>
+      </w:r>
+      <w:r>
+        <w:rPr>
+          <w:rStyle w:val="pun"/>
+          <w:rFonts w:ascii="Consolas" w:hAnsi="Consolas"/>
+          <w:color w:val="666600"/>
+          <w:sz w:val="21"/>
+          <w:szCs w:val="21"/>
+          <w:bdr w:val="none" w:sz="0" w:space="0" w:color="auto" w:frame="1"/>
+        </w:rPr>
+        <w:t>--</w:t>
+      </w:r>
+      <w:r>
+        <w:rPr>
+          <w:rStyle w:val="pln"/>
+          <w:rFonts w:ascii="Consolas" w:hAnsi="Consolas"/>
+          <w:color w:val="000000"/>
+          <w:sz w:val="21"/>
+          <w:szCs w:val="21"/>
+          <w:bdr w:val="none" w:sz="0" w:space="0" w:color="auto" w:frame="1"/>
+        </w:rPr>
+        <w:t xml:space="preserve"> </w:t>
+      </w:r>
+      <w:r>
+        <w:rPr>
+          <w:rStyle w:val="str"/>
+          <w:rFonts w:ascii="Consolas" w:hAnsi="Consolas"/>
+          <w:color w:val="008800"/>
+          <w:sz w:val="21"/>
+          <w:szCs w:val="21"/>
+          <w:bdr w:val="none" w:sz="0" w:space="0" w:color="auto" w:frame="1"/>
+        </w:rPr>
+        <w:t xml:space="preserve">"6. </w:t>
+      </w:r>
+      <w:r>
+        <w:rPr>
+          <w:rStyle w:val="str"/>
+          <w:rFonts w:ascii="Consolas" w:hAnsi="Consolas"/>
+          <w:color w:val="008800"/>
+          <w:sz w:val="21"/>
+          <w:szCs w:val="21"/>
+          <w:bdr w:val="none" w:sz="0" w:space="0" w:color="auto" w:frame="1"/>
+        </w:rPr>
+        <w:t>携带注入</w:t>
+      </w:r>
+      <w:r>
+        <w:rPr>
+          <w:rStyle w:val="str"/>
+          <w:rFonts w:ascii="Consolas" w:hAnsi="Consolas"/>
+          <w:color w:val="008800"/>
+          <w:sz w:val="21"/>
+          <w:szCs w:val="21"/>
+          <w:bdr w:val="none" w:sz="0" w:space="0" w:color="auto" w:frame="1"/>
+        </w:rPr>
+        <w:t xml:space="preserve"> UA"</w:t>
+      </w:r>
+      <w:r>
+        <w:rPr>
+          <w:rStyle w:val="pln"/>
+          <w:rFonts w:ascii="Consolas" w:hAnsi="Consolas"/>
+          <w:color w:val="000000"/>
+          <w:sz w:val="21"/>
+          <w:szCs w:val="21"/>
+          <w:bdr w:val="none" w:sz="0" w:space="0" w:color="auto" w:frame="1"/>
+        </w:rPr>
+        <w:t xml:space="preserve"> </w:t>
+      </w:r>
+      <w:r>
+        <w:rPr>
+          <w:rStyle w:val="pun"/>
+          <w:rFonts w:ascii="Consolas" w:hAnsi="Consolas"/>
+          <w:color w:val="666600"/>
+          <w:sz w:val="21"/>
+          <w:szCs w:val="21"/>
+          <w:bdr w:val="none" w:sz="0" w:space="0" w:color="auto" w:frame="1"/>
+        </w:rPr>
+        <w:t>--&gt;</w:t>
+      </w:r>
+      <w:r>
+        <w:rPr>
+          <w:rStyle w:val="pln"/>
+          <w:rFonts w:ascii="Consolas" w:hAnsi="Consolas"/>
+          <w:color w:val="000000"/>
+          <w:sz w:val="21"/>
+          <w:szCs w:val="21"/>
+          <w:bdr w:val="none" w:sz="0" w:space="0" w:color="auto" w:frame="1"/>
+        </w:rPr>
+        <w:t xml:space="preserve"> </w:t>
+      </w:r>
+      <w:proofErr w:type="spellStart"/>
+      <w:r>
+        <w:rPr>
+          <w:rStyle w:val="typ"/>
+          <w:rFonts w:ascii="Consolas" w:hAnsi="Consolas"/>
+          <w:color w:val="660066"/>
+          <w:sz w:val="21"/>
+          <w:szCs w:val="21"/>
+          <w:bdr w:val="none" w:sz="0" w:space="0" w:color="auto" w:frame="1"/>
+        </w:rPr>
+        <w:t>BaiduCDN</w:t>
+      </w:r>
+      <w:proofErr w:type="spellEnd"/>
+    </w:p>
+    <w:p>
+      <w:pPr>
+        <w:pStyle w:val="a9"/>
+        <w:ind w:left="420"/>
+        <w:rPr>
+          <w:b/>
+          <w:bCs/>
+        </w:rPr>
+      </w:pPr>
+      <w:r>
+        <w:rPr>
+          <w:rFonts w:hint="eastAsia"/>
+          <w:b/>
+          <w:bCs/>
+        </w:rPr>
+        <w:t>2.</w:t>
+      </w:r>
+      <w:r>
+        <w:rPr>
+          <w:b/>
+          <w:bCs/>
+        </w:rPr>
+        <w:t xml:space="preserve"> </w:t>
+      </w:r>
+      <w:proofErr w:type="spellStart"/>
+      <w:r>
+        <w:rPr>
+          <w:b/>
+          <w:bCs/>
+        </w:rPr>
+        <w:t>AList</w:t>
+      </w:r>
+      <w:proofErr w:type="spellEnd"/>
+      <w:r>
+        <w:rPr>
+          <w:b/>
+          <w:bCs/>
+        </w:rPr>
+        <w:t xml:space="preserve"> 连接与代码实现</w:t>
+      </w:r>
+    </w:p>
+    <w:p>
+      <w:pPr>
+        <w:pStyle w:val="a9"/>
+        <w:ind w:left="420"/>
+        <w:rPr>
+          <w:b/>
+          <w:bCs/>
+        </w:rPr>
+      </w:pPr>
+      <w:r>
+        <w:rPr>
+          <w:b/>
+          <w:bCs/>
+        </w:rPr>
+        <w:tab/>
+      </w:r>
+      <w:r>
+        <w:rPr>
+          <w:b/>
+          <w:bCs/>
+        </w:rPr>
+        <w:t>本站的 `</w:t>
+      </w:r>
+      <w:proofErr w:type="spellStart"/>
+      <w:r>
+        <w:rPr>
+          <w:b/>
+          <w:bCs/>
+        </w:rPr>
+        <w:t>src</w:t>
+      </w:r>
+      <w:proofErr w:type="spellEnd"/>
+      <w:r>
+        <w:rPr>
+          <w:b/>
+          <w:bCs/>
+        </w:rPr>
+        <w:t>/app/</w:t>
+      </w:r>
+      <w:proofErr w:type="spellStart"/>
+      <w:r>
+        <w:rPr>
+          <w:b/>
+          <w:bCs/>
+        </w:rPr>
+        <w:t>api</w:t>
+      </w:r>
+      <w:proofErr w:type="spellEnd"/>
+      <w:r>
+        <w:rPr>
+          <w:b/>
+          <w:bCs/>
+        </w:rPr>
+        <w:t>/</w:t>
+      </w:r>
+      <w:proofErr w:type="spellStart"/>
+      <w:r>
+        <w:rPr>
+          <w:b/>
+          <w:bCs/>
+        </w:rPr>
+        <w:t>alist</w:t>
+      </w:r>
+      <w:proofErr w:type="spellEnd"/>
+      <w:r>
+        <w:rPr>
+          <w:b/>
+          <w:bCs/>
+        </w:rPr>
+        <w:t>/</w:t>
+      </w:r>
+      <w:proofErr w:type="spellStart"/>
+      <w:r>
+        <w:rPr>
+          <w:b/>
+          <w:bCs/>
+        </w:rPr>
+        <w:t>route.ts</w:t>
+      </w:r>
+      <w:proofErr w:type="spellEnd"/>
+      <w:r>
+        <w:rPr>
+          <w:b/>
+          <w:bCs/>
+        </w:rPr>
+        <w:t>` 承担了鉴权桥接任务：</w:t>
+      </w:r>
+    </w:p>
+    <w:p>
+      <w:pPr>
+        <w:pStyle w:val="a9"/>
+        <w:ind w:left="420" w:firstLine="420"/>
+      </w:pPr>
+      <w:r>
+        <w:t xml:space="preserve">前端利用环境变量中的 `ALIST_PASSWORD` 与 </w:t>
+      </w:r>
+      <w:proofErr w:type="spellStart"/>
+      <w:r>
+        <w:t>AList</w:t>
+      </w:r>
+      <w:proofErr w:type="spellEnd"/>
+      <w:r>
+        <w:t xml:space="preserve"> 握手获取 `token` 并缓存，无需用户感知。</w:t>
+      </w:r>
+    </w:p>
+    <w:p>
+      <w:pPr>
+        <w:pStyle w:val="a9"/>
+        <w:ind w:left="420" w:firstLine="420"/>
+      </w:pPr>
+      <w:r>
+        <w:t>请求代理: 前端调用 `/</w:t>
+      </w:r>
+      <w:proofErr w:type="spellStart"/>
+      <w:r>
+        <w:t>api</w:t>
+      </w:r>
+      <w:proofErr w:type="spellEnd"/>
+      <w:r>
+        <w:t>/</w:t>
+      </w:r>
+      <w:proofErr w:type="spellStart"/>
+      <w:r>
+        <w:t>alist</w:t>
+      </w:r>
+      <w:proofErr w:type="spellEnd"/>
+      <w:r>
+        <w:t xml:space="preserve">`（Action: `get`）时，后端会拦截并代为向 </w:t>
+      </w:r>
+      <w:proofErr w:type="spellStart"/>
+      <w:r>
+        <w:t>AList</w:t>
+      </w:r>
+      <w:proofErr w:type="spellEnd"/>
+      <w:r>
+        <w:t xml:space="preserve"> 请</w:t>
+      </w:r>
+      <w:r>
+        <w:lastRenderedPageBreak/>
+        <w:t>求文件的真实原始 URL（</w:t>
+      </w:r>
+      <w:proofErr w:type="gramStart"/>
+      <w:r>
+        <w:t>含临时</w:t>
+      </w:r>
+      <w:proofErr w:type="gramEnd"/>
+      <w:r>
+        <w:t>签名）。</w:t>
+      </w:r>
+    </w:p>
+    <w:p>
+      <w:pPr>
+        <w:pStyle w:val="a9"/>
+        <w:numPr>
+          <w:ilvl w:val="0"/>
+          <w:numId w:val="2"/>
+        </w:numPr>
+        <w:rPr>
+          <w:b/>
+          <w:bCs/>
+        </w:rPr>
+      </w:pPr>
+      <w:r>
+        <w:rPr>
+          <w:b/>
+          <w:bCs/>
+        </w:rPr>
+        <w:t>下载加速与中转方案</w:t>
+      </w:r>
+    </w:p>
+    <w:p>
+      <w:pPr>
+        <w:widowControl/>
+        <w:shd w:val="clear" w:color="auto" w:fill="1F2335"/>
+        <w:tabs>
+          <w:tab w:val="left" w:pos="916"/>
+          <w:tab w:val="left" w:pos="1832"/>
+          <w:tab w:val="left" w:pos="2748"/>
+          <w:tab w:val="left" w:pos="3664"/>
+          <w:tab w:val="left" w:pos="4580"/>
+          <w:tab w:val="left" w:pos="5496"/>
+          <w:tab w:val="left" w:pos="6412"/>
+          <w:tab w:val="left" w:pos="7328"/>
+          <w:tab w:val="left" w:pos="8244"/>
+          <w:tab w:val="left" w:pos="9160"/>
+          <w:tab w:val="left" w:pos="10076"/>
+          <w:tab w:val="left" w:pos="10992"/>
+          <w:tab w:val="left" w:pos="11908"/>
+          <w:tab w:val="left" w:pos="12824"/>
+          <w:tab w:val="left" w:pos="13740"/>
+          <w:tab w:val="left" w:pos="14656"/>
+        </w:tabs>
+        <w:spacing w:line="326" w:lineRule="atLeast"/>
+        <w:jc w:val="left"/>
+        <w:rPr>
+          <w:rFonts w:ascii="Consolas" w:eastAsia="宋体" w:hAnsi="Consolas" w:cs="宋体"/>
+          <w:color w:val="A9B1D6"/>
+          <w:kern w:val="0"/>
+          <w:szCs w:val="21"/>
+        </w:rPr>
+      </w:pPr>
+      <w:r>
+        <w:rPr>
+          <w:rFonts w:ascii="Consolas" w:eastAsia="宋体" w:hAnsi="Consolas" w:cs="宋体"/>
+          <w:i/>
+          <w:iCs/>
+          <w:color w:val="57A64A"/>
+          <w:kern w:val="0"/>
+          <w:szCs w:val="21"/>
+        </w:rPr>
+        <w:t xml:space="preserve">// </w:t>
+      </w:r>
+      <w:r>
+        <w:rPr>
+          <w:rFonts w:ascii="Consolas" w:eastAsia="宋体" w:hAnsi="Consolas" w:cs="宋体"/>
+          <w:i/>
+          <w:iCs/>
+          <w:color w:val="57A64A"/>
+          <w:kern w:val="0"/>
+          <w:szCs w:val="21"/>
+        </w:rPr>
+        <w:t>核心实现原理：流式转发</w:t>
+      </w:r>
+    </w:p>
+    <w:p>
+      <w:pPr>
+        <w:widowControl/>
+        <w:shd w:val="clear" w:color="auto" w:fill="1F2335"/>
+        <w:tabs>
+          <w:tab w:val="left" w:pos="916"/>
+          <w:tab w:val="left" w:pos="1832"/>
+          <w:tab w:val="left" w:pos="2748"/>
+          <w:tab w:val="left" w:pos="3664"/>
+          <w:tab w:val="left" w:pos="4580"/>
+          <w:tab w:val="left" w:pos="5496"/>
+          <w:tab w:val="left" w:pos="6412"/>
+          <w:tab w:val="left" w:pos="7328"/>
+          <w:tab w:val="left" w:pos="8244"/>
+          <w:tab w:val="left" w:pos="9160"/>
+          <w:tab w:val="left" w:pos="10076"/>
+          <w:tab w:val="left" w:pos="10992"/>
+          <w:tab w:val="left" w:pos="11908"/>
+          <w:tab w:val="left" w:pos="12824"/>
+          <w:tab w:val="left" w:pos="13740"/>
+          <w:tab w:val="left" w:pos="14656"/>
+        </w:tabs>
+        <w:spacing w:line="326" w:lineRule="atLeast"/>
+        <w:jc w:val="left"/>
+        <w:rPr>
+          <w:rFonts w:ascii="Consolas" w:eastAsia="宋体" w:hAnsi="Consolas" w:cs="宋体"/>
+          <w:color w:val="A9B1D6"/>
+          <w:kern w:val="0"/>
+          <w:szCs w:val="21"/>
+        </w:rPr>
+      </w:pPr>
+      <w:r>
+        <w:rPr>
+          <w:rFonts w:ascii="Consolas" w:eastAsia="宋体" w:hAnsi="Consolas" w:cs="宋体"/>
+          <w:color w:val="569CD6"/>
+          <w:kern w:val="0"/>
+          <w:szCs w:val="21"/>
+        </w:rPr>
+        <w:t>const</w:t>
+      </w:r>
+      <w:r>
+        <w:rPr>
+          <w:rFonts w:ascii="Consolas" w:eastAsia="宋体" w:hAnsi="Consolas" w:cs="宋体"/>
+          <w:color w:val="A9B1D6"/>
+          <w:kern w:val="0"/>
+          <w:szCs w:val="21"/>
+        </w:rPr>
+        <w:t xml:space="preserve"> </w:t>
+      </w:r>
+      <w:proofErr w:type="spellStart"/>
+      <w:r>
+        <w:rPr>
+          <w:rFonts w:ascii="Consolas" w:eastAsia="宋体" w:hAnsi="Consolas" w:cs="宋体"/>
+          <w:color w:val="A9B1D6"/>
+          <w:kern w:val="0"/>
+          <w:szCs w:val="21"/>
+        </w:rPr>
+        <w:t>baiduRes</w:t>
+      </w:r>
+      <w:proofErr w:type="spellEnd"/>
+      <w:r>
+        <w:rPr>
+          <w:rFonts w:ascii="Consolas" w:eastAsia="宋体" w:hAnsi="Consolas" w:cs="宋体"/>
+          <w:color w:val="A9B1D6"/>
+          <w:kern w:val="0"/>
+          <w:szCs w:val="21"/>
+        </w:rPr>
+        <w:t xml:space="preserve"> = </w:t>
+      </w:r>
+      <w:r>
+        <w:rPr>
+          <w:rFonts w:ascii="Consolas" w:eastAsia="宋体" w:hAnsi="Consolas" w:cs="宋体"/>
+          <w:color w:val="569CD6"/>
+          <w:kern w:val="0"/>
+          <w:szCs w:val="21"/>
+        </w:rPr>
+        <w:t>await</w:t>
+      </w:r>
+      <w:r>
+        <w:rPr>
+          <w:rFonts w:ascii="Consolas" w:eastAsia="宋体" w:hAnsi="Consolas" w:cs="宋体"/>
+          <w:color w:val="A9B1D6"/>
+          <w:kern w:val="0"/>
+          <w:szCs w:val="21"/>
+        </w:rPr>
+        <w:t xml:space="preserve"> </w:t>
+      </w:r>
+      <w:proofErr w:type="gramStart"/>
+      <w:r>
+        <w:rPr>
+          <w:rFonts w:ascii="Consolas" w:eastAsia="宋体" w:hAnsi="Consolas" w:cs="宋体"/>
+          <w:color w:val="DCDCDC"/>
+          <w:kern w:val="0"/>
+          <w:szCs w:val="21"/>
+        </w:rPr>
+        <w:t>fetch</w:t>
+      </w:r>
+      <w:r>
+        <w:rPr>
+          <w:rFonts w:ascii="Consolas" w:eastAsia="宋体" w:hAnsi="Consolas" w:cs="宋体"/>
+          <w:color w:val="A9B1D6"/>
+          <w:kern w:val="0"/>
+          <w:szCs w:val="21"/>
+        </w:rPr>
+        <w:t>(</w:t>
+      </w:r>
+      <w:proofErr w:type="spellStart"/>
+      <w:proofErr w:type="gramEnd"/>
+      <w:r>
+        <w:rPr>
+          <w:rFonts w:ascii="Consolas" w:eastAsia="宋体" w:hAnsi="Consolas" w:cs="宋体"/>
+          <w:color w:val="A9B1D6"/>
+          <w:kern w:val="0"/>
+          <w:szCs w:val="21"/>
+        </w:rPr>
+        <w:t>rawUrl</w:t>
+      </w:r>
+      <w:proofErr w:type="spellEnd"/>
+      <w:r>
+        <w:rPr>
+          <w:rFonts w:ascii="Consolas" w:eastAsia="宋体" w:hAnsi="Consolas" w:cs="宋体"/>
+          <w:color w:val="A9B1D6"/>
+          <w:kern w:val="0"/>
+          <w:szCs w:val="21"/>
+        </w:rPr>
+        <w:t>, {</w:t>
+      </w:r>
+    </w:p>
+    <w:p>
+      <w:pPr>
+        <w:widowControl/>
+        <w:shd w:val="clear" w:color="auto" w:fill="1F2335"/>
+        <w:tabs>
+          <w:tab w:val="left" w:pos="916"/>
+          <w:tab w:val="left" w:pos="1832"/>
+          <w:tab w:val="left" w:pos="2748"/>
+          <w:tab w:val="left" w:pos="3664"/>
+          <w:tab w:val="left" w:pos="4580"/>
+          <w:tab w:val="left" w:pos="5496"/>
+          <w:tab w:val="left" w:pos="6412"/>
+          <w:tab w:val="left" w:pos="7328"/>
+          <w:tab w:val="left" w:pos="8244"/>
+          <w:tab w:val="left" w:pos="9160"/>
+          <w:tab w:val="left" w:pos="10076"/>
+          <w:tab w:val="left" w:pos="10992"/>
+          <w:tab w:val="left" w:pos="11908"/>
+          <w:tab w:val="left" w:pos="12824"/>
+          <w:tab w:val="left" w:pos="13740"/>
+          <w:tab w:val="left" w:pos="14656"/>
+        </w:tabs>
+        <w:spacing w:line="326" w:lineRule="atLeast"/>
+        <w:jc w:val="left"/>
+        <w:rPr>
+          <w:rFonts w:ascii="Consolas" w:eastAsia="宋体" w:hAnsi="Consolas" w:cs="宋体"/>
+          <w:color w:val="A9B1D6"/>
+          <w:kern w:val="0"/>
+          <w:szCs w:val="21"/>
+        </w:rPr>
+      </w:pPr>
+      <w:r>
+        <w:rPr>
+          <w:rFonts w:ascii="Consolas" w:eastAsia="宋体" w:hAnsi="Consolas" w:cs="宋体"/>
+          <w:color w:val="A9B1D6"/>
+          <w:kern w:val="0"/>
+          <w:szCs w:val="21"/>
+        </w:rPr>
+        <w:t xml:space="preserve">  </w:t>
+      </w:r>
+      <w:r>
+        <w:rPr>
+          <w:rFonts w:ascii="Consolas" w:eastAsia="宋体" w:hAnsi="Consolas" w:cs="宋体"/>
+          <w:color w:val="9CDCFE"/>
+          <w:kern w:val="0"/>
+          <w:szCs w:val="21"/>
+        </w:rPr>
+        <w:t>headers</w:t>
+      </w:r>
+      <w:r>
+        <w:rPr>
+          <w:rFonts w:ascii="Consolas" w:eastAsia="宋体" w:hAnsi="Consolas" w:cs="宋体"/>
+          <w:color w:val="A9B1D6"/>
+          <w:kern w:val="0"/>
+          <w:szCs w:val="21"/>
+        </w:rPr>
+        <w:t xml:space="preserve">: </w:t>
+      </w:r>
+      <w:proofErr w:type="gramStart"/>
+      <w:r>
+        <w:rPr>
+          <w:rFonts w:ascii="Consolas" w:eastAsia="宋体" w:hAnsi="Consolas" w:cs="宋体"/>
+          <w:color w:val="A9B1D6"/>
+          <w:kern w:val="0"/>
+          <w:szCs w:val="21"/>
+        </w:rPr>
+        <w:t xml:space="preserve">{ </w:t>
+      </w:r>
+      <w:r>
+        <w:rPr>
+          <w:rFonts w:ascii="Consolas" w:eastAsia="宋体" w:hAnsi="Consolas" w:cs="宋体"/>
+          <w:color w:val="D69D85"/>
+          <w:kern w:val="0"/>
+          <w:szCs w:val="21"/>
+        </w:rPr>
+        <w:t>'</w:t>
+      </w:r>
+      <w:proofErr w:type="gramEnd"/>
+      <w:r>
+        <w:rPr>
+          <w:rFonts w:ascii="Consolas" w:eastAsia="宋体" w:hAnsi="Consolas" w:cs="宋体"/>
+          <w:color w:val="D69D85"/>
+          <w:kern w:val="0"/>
+          <w:szCs w:val="21"/>
+        </w:rPr>
+        <w:t>User-Agent'</w:t>
+      </w:r>
+      <w:r>
+        <w:rPr>
+          <w:rFonts w:ascii="Consolas" w:eastAsia="宋体" w:hAnsi="Consolas" w:cs="宋体"/>
+          <w:color w:val="A9B1D6"/>
+          <w:kern w:val="0"/>
+          <w:szCs w:val="21"/>
+        </w:rPr>
+        <w:t xml:space="preserve">: </w:t>
+      </w:r>
+      <w:r>
+        <w:rPr>
+          <w:rFonts w:ascii="Consolas" w:eastAsia="宋体" w:hAnsi="Consolas" w:cs="宋体"/>
+          <w:color w:val="D69D85"/>
+          <w:kern w:val="0"/>
+          <w:szCs w:val="21"/>
+        </w:rPr>
+        <w:t>'pan.baidu.com</w:t>
+      </w:r>
+      <w:proofErr w:type="gramStart"/>
+      <w:r>
+        <w:rPr>
+          <w:rFonts w:ascii="Consolas" w:eastAsia="宋体" w:hAnsi="Consolas" w:cs="宋体"/>
+          <w:color w:val="D69D85"/>
+          <w:kern w:val="0"/>
+          <w:szCs w:val="21"/>
+        </w:rPr>
+        <w:t>'</w:t>
+      </w:r>
+      <w:r>
+        <w:rPr>
+          <w:rFonts w:ascii="Consolas" w:eastAsia="宋体" w:hAnsi="Consolas" w:cs="宋体"/>
+          <w:color w:val="A9B1D6"/>
+          <w:kern w:val="0"/>
+          <w:szCs w:val="21"/>
+        </w:rPr>
+        <w:t xml:space="preserve"> }</w:t>
+      </w:r>
+      <w:proofErr w:type="gramEnd"/>
+    </w:p>
+    <w:p>
+      <w:pPr>
+        <w:widowControl/>
+        <w:shd w:val="clear" w:color="auto" w:fill="1F2335"/>
+        <w:tabs>
+          <w:tab w:val="left" w:pos="916"/>
+          <w:tab w:val="left" w:pos="1832"/>
+          <w:tab w:val="left" w:pos="2748"/>
+          <w:tab w:val="left" w:pos="3664"/>
+          <w:tab w:val="left" w:pos="4580"/>
+          <w:tab w:val="left" w:pos="5496"/>
+          <w:tab w:val="left" w:pos="6412"/>
+          <w:tab w:val="left" w:pos="7328"/>
+          <w:tab w:val="left" w:pos="8244"/>
+          <w:tab w:val="left" w:pos="9160"/>
+          <w:tab w:val="left" w:pos="10076"/>
+          <w:tab w:val="left" w:pos="10992"/>
+          <w:tab w:val="left" w:pos="11908"/>
+          <w:tab w:val="left" w:pos="12824"/>
+          <w:tab w:val="left" w:pos="13740"/>
+          <w:tab w:val="left" w:pos="14656"/>
+        </w:tabs>
+        <w:spacing w:line="326" w:lineRule="atLeast"/>
+        <w:jc w:val="left"/>
+        <w:rPr>
+          <w:rFonts w:ascii="Consolas" w:eastAsia="宋体" w:hAnsi="Consolas" w:cs="宋体"/>
+          <w:color w:val="A9B1D6"/>
+          <w:kern w:val="0"/>
+          <w:szCs w:val="21"/>
+        </w:rPr>
+      </w:pPr>
+      <w:r>
+        <w:rPr>
+          <w:rFonts w:ascii="Consolas" w:eastAsia="宋体" w:hAnsi="Consolas" w:cs="宋体"/>
+          <w:color w:val="A9B1D6"/>
+          <w:kern w:val="0"/>
+          <w:szCs w:val="21"/>
+        </w:rPr>
+        <w:t>}</w:t>
+      </w:r>
+      <w:proofErr w:type="gramStart"/>
+      <w:r>
+        <w:rPr>
+          <w:rFonts w:ascii="Consolas" w:eastAsia="宋体" w:hAnsi="Consolas" w:cs="宋体"/>
+          <w:color w:val="A9B1D6"/>
+          <w:kern w:val="0"/>
+          <w:szCs w:val="21"/>
+        </w:rPr>
+        <w:t>);</w:t>
+      </w:r>
+      <w:proofErr w:type="gramEnd"/>
+    </w:p>
+    <w:p>
+      <w:pPr>
+        <w:widowControl/>
+        <w:shd w:val="clear" w:color="auto" w:fill="1F2335"/>
+        <w:tabs>
+          <w:tab w:val="left" w:pos="916"/>
+          <w:tab w:val="left" w:pos="1832"/>
+          <w:tab w:val="left" w:pos="2748"/>
+          <w:tab w:val="left" w:pos="3664"/>
+          <w:tab w:val="left" w:pos="4580"/>
+          <w:tab w:val="left" w:pos="5496"/>
+          <w:tab w:val="left" w:pos="6412"/>
+          <w:tab w:val="left" w:pos="7328"/>
+          <w:tab w:val="left" w:pos="8244"/>
+          <w:tab w:val="left" w:pos="9160"/>
+          <w:tab w:val="left" w:pos="10076"/>
+          <w:tab w:val="left" w:pos="10992"/>
+          <w:tab w:val="left" w:pos="11908"/>
+          <w:tab w:val="left" w:pos="12824"/>
+          <w:tab w:val="left" w:pos="13740"/>
+          <w:tab w:val="left" w:pos="14656"/>
+        </w:tabs>
+        <w:jc w:val="left"/>
+        <w:rPr>
+          <w:rFonts w:ascii="Consolas" w:eastAsia="宋体" w:hAnsi="Consolas" w:cs="宋体" w:hint="eastAsia"/>
+          <w:color w:val="A9B1D6"/>
+          <w:kern w:val="0"/>
+          <w:szCs w:val="21"/>
+        </w:rPr>
+      </w:pPr>
+      <w:r>
+        <w:rPr>
+          <w:rFonts w:ascii="Consolas" w:eastAsia="宋体" w:hAnsi="Consolas" w:cs="宋体"/>
+          <w:color w:val="569CD6"/>
+          <w:kern w:val="0"/>
+          <w:szCs w:val="21"/>
+        </w:rPr>
+        <w:t>return</w:t>
+      </w:r>
+      <w:r>
+        <w:rPr>
+          <w:rFonts w:ascii="Consolas" w:eastAsia="宋体" w:hAnsi="Consolas" w:cs="宋体"/>
+          <w:color w:val="A9B1D6"/>
+          <w:kern w:val="0"/>
+          <w:szCs w:val="21"/>
+        </w:rPr>
+        <w:t xml:space="preserve"> </w:t>
+      </w:r>
+      <w:r>
+        <w:rPr>
+          <w:rFonts w:ascii="Consolas" w:eastAsia="宋体" w:hAnsi="Consolas" w:cs="宋体"/>
+          <w:color w:val="569CD6"/>
+          <w:kern w:val="0"/>
+          <w:szCs w:val="21"/>
+        </w:rPr>
+        <w:t>new</w:t>
+      </w:r>
+      <w:r>
+        <w:rPr>
+          <w:rFonts w:ascii="Consolas" w:eastAsia="宋体" w:hAnsi="Consolas" w:cs="宋体"/>
+          <w:color w:val="A9B1D6"/>
+          <w:kern w:val="0"/>
+          <w:szCs w:val="21"/>
+        </w:rPr>
+        <w:t xml:space="preserve"> </w:t>
+      </w:r>
+      <w:proofErr w:type="gramStart"/>
+      <w:r>
+        <w:rPr>
+          <w:rFonts w:ascii="Consolas" w:eastAsia="宋体" w:hAnsi="Consolas" w:cs="宋体"/>
+          <w:color w:val="DCDCDC"/>
+          <w:kern w:val="0"/>
+          <w:szCs w:val="21"/>
+        </w:rPr>
+        <w:t>Response</w:t>
+      </w:r>
+      <w:r>
+        <w:rPr>
+          <w:rFonts w:ascii="Consolas" w:eastAsia="宋体" w:hAnsi="Consolas" w:cs="宋体"/>
+          <w:color w:val="A9B1D6"/>
+          <w:kern w:val="0"/>
+          <w:szCs w:val="21"/>
+        </w:rPr>
+        <w:t>(</w:t>
+      </w:r>
+      <w:proofErr w:type="spellStart"/>
+      <w:proofErr w:type="gramEnd"/>
+      <w:r>
+        <w:rPr>
+          <w:rFonts w:ascii="Consolas" w:eastAsia="宋体" w:hAnsi="Consolas" w:cs="宋体"/>
+          <w:color w:val="A9B1D6"/>
+          <w:kern w:val="0"/>
+          <w:szCs w:val="21"/>
+        </w:rPr>
+        <w:t>baiduRes.body</w:t>
+      </w:r>
+      <w:proofErr w:type="spellEnd"/>
+      <w:r>
+        <w:rPr>
+          <w:rFonts w:ascii="Consolas" w:eastAsia="宋体" w:hAnsi="Consolas" w:cs="宋体"/>
+          <w:color w:val="A9B1D6"/>
+          <w:kern w:val="0"/>
+          <w:szCs w:val="21"/>
+        </w:rPr>
+        <w:t xml:space="preserve">, </w:t>
+      </w:r>
+      <w:proofErr w:type="gramStart"/>
+      <w:r>
+        <w:rPr>
+          <w:rFonts w:ascii="Consolas" w:eastAsia="宋体" w:hAnsi="Consolas" w:cs="宋体"/>
+          <w:color w:val="A9B1D6"/>
+          <w:kern w:val="0"/>
+          <w:szCs w:val="21"/>
+        </w:rPr>
+        <w:t xml:space="preserve">{ </w:t>
+      </w:r>
+      <w:r>
+        <w:rPr>
+          <w:rFonts w:ascii="Consolas" w:eastAsia="宋体" w:hAnsi="Consolas" w:cs="宋体"/>
+          <w:color w:val="9CDCFE"/>
+          <w:kern w:val="0"/>
+          <w:szCs w:val="21"/>
+        </w:rPr>
+        <w:t>headers</w:t>
+      </w:r>
+      <w:proofErr w:type="gramEnd"/>
+      <w:r>
+        <w:rPr>
+          <w:rFonts w:ascii="Consolas" w:eastAsia="宋体" w:hAnsi="Consolas" w:cs="宋体"/>
+          <w:color w:val="A9B1D6"/>
+          <w:kern w:val="0"/>
+          <w:szCs w:val="21"/>
+        </w:rPr>
+        <w:t xml:space="preserve">: </w:t>
+      </w:r>
+      <w:proofErr w:type="gramStart"/>
+      <w:r>
+        <w:rPr>
+          <w:rFonts w:ascii="Consolas" w:eastAsia="宋体" w:hAnsi="Consolas" w:cs="宋体"/>
+          <w:color w:val="A9B1D6"/>
+          <w:kern w:val="0"/>
+          <w:szCs w:val="21"/>
+        </w:rPr>
+        <w:t>{ ...</w:t>
+      </w:r>
+      <w:proofErr w:type="gramEnd"/>
+      <w:r>
+        <w:rPr>
+          <w:rFonts w:ascii="Consolas" w:eastAsia="宋体" w:hAnsi="Consolas" w:cs="宋体"/>
+          <w:color w:val="A9B1D6"/>
+          <w:kern w:val="0"/>
+          <w:szCs w:val="21"/>
+        </w:rPr>
+        <w:t xml:space="preserve"> } });</w:t>
+      </w:r>
+    </w:p>
+    <w:p>
+      <w:pPr>
+        <w:pStyle w:val="a9"/>
+        <w:ind w:left="945"/>
+        <w:rPr>
+          <w:rFonts w:hint="eastAsia"/>
+          <w:b/>
+          <w:bCs/>
+        </w:rPr>
+      </w:pPr>
+    </w:p>
+    <w:p>
+      <w:pPr>
+        <w:pStyle w:val="a9"/>
+        <w:ind w:left="420"/>
+        <w:rPr>
+          <w:rFonts w:hint="eastAsia"/>
+          <w:b/>
+          <w:bCs/>
+        </w:rPr>
+      </w:pPr>
+    </w:p>
+    <w:p>
+      <w:pPr>
+        <w:pStyle w:val="a9"/>
+        <w:ind w:left="420"/>
+        <w:rPr>
+          <w:rFonts w:ascii="Consolas" w:hAnsi="Consolas" w:hint="eastAsia"/>
+          <w:color w:val="999999"/>
+          <w:sz w:val="18"/>
+          <w:szCs w:val="18"/>
+        </w:rPr>
+      </w:pPr>
+    </w:p>
+    <w:p>
+      <w:pPr>
+        <w:pStyle w:val="a9"/>
+        <w:ind w:left="420"/>
+        <w:rPr>
+          <w:rFonts w:hint="eastAsia"/>
+        </w:rPr>
+      </w:pPr>
+    </w:p>
+    <w:p>
+      <w:pPr>
+        <w:pStyle w:val="a9"/>
+        <w:ind w:left="420"/>
+        <w:rPr>
+          <w:rFonts w:hint="eastAsia"/>
         </w:rPr>
       </w:pPr>
     </w:p>
@@ -1700,6 +4802,119 @@
 <file path=word/numbering.xml><?xml version="1.0" encoding="utf-8"?>
 <w:numbering xmlns:wpc="http://schemas.microsoft.com/office/word/2010/wordprocessingCanvas" xmlns:cx="http://schemas.microsoft.com/office/drawing/2014/chartex" xmlns:cx1="http://schemas.microsoft.com/office/drawing/2015/9/8/chartex" xmlns:cx2="http://schemas.microsoft.com/office/drawing/2015/10/21/chartex" xmlns:cx3="http://schemas.microsoft.com/office/drawing/2016/5/9/chartex" xmlns:cx4="http://schemas.microsoft.com/office/drawing/2016/5/10/chartex" xmlns:cx5="http://schemas.microsoft.com/office/drawing/2016/5/11/chartex" xmlns:cx6="http://schemas.microsoft.com/office/drawing/2016/5/12/chartex" xmlns:cx7="http://schemas.microsoft.com/office/drawing/2016/5/13/chartex" xmlns:cx8="http://schemas.microsoft.com/office/drawing/2016/5/14/chartex" xmlns:mc="http://schemas.openxmlformats.org/markup-compatibility/2006" xmlns:aink="http://schemas.microsoft.com/office/drawing/2016/ink" xmlns:am3d="http://schemas.microsoft.com/office/drawing/2017/model3d" xmlns:o="urn:schemas-microsoft-com:office:office" xmlns:oel="http://schemas.microsoft.com/office/2019/extlst" xmlns:r="http://schemas.openxmlformats.org/officeDocument/2006/relationships" xmlns:m="http://schemas.openxmlformats.org/officeDocument/2006/math" xmlns:v="urn:schemas-microsoft-com:vml" xmlns:wp14="http://schemas.microsoft.com/office/word/2010/wordprocessingDrawing" xmlns:wp="http://schemas.openxmlformats.org/drawingml/2006/wordprocessingDrawing" xmlns:w10="urn:schemas-microsoft-com:office:word" xmlns:w="http://schemas.openxmlformats.org/wordprocessingml/2006/main" xmlns:w14="http://schemas.microsoft.com/office/word/2010/wordml" xmlns:w15="http://schemas.microsoft.com/office/word/2012/wordml" xmlns:w16cex="http://schemas.microsoft.com/office/word/2018/wordml/cex" xmlns:w16cid="http://schemas.microsoft.com/office/word/2016/wordml/cid" xmlns:w16="http://schemas.microsoft.com/office/word/2018/wordml" xmlns:w16du="http://schemas.microsoft.com/office/word/2023/wordml/word16du" xmlns:w16sdtdh="http://schemas.microsoft.com/office/word/2020/wordml/sdtdatahash" xmlns:w16sdtfl="http://schemas.microsoft.com/office/word/2024/wordml/sdtformatlock" xmlns:w16se="http://schemas.microsoft.com/office/word/2015/wordml/symex" xmlns:wpg="http://schemas.microsoft.com/office/word/2010/wordprocessingGroup" xmlns:wpi="http://schemas.microsoft.com/office/word/2010/wordprocessingInk" xmlns:wne="http://schemas.microsoft.com/office/word/2006/wordml" xmlns:wps="http://schemas.microsoft.com/office/word/2010/wordprocessingShape" mc:Ignorable="w14 w15 w16se w16cid w16 w16cex w16sdtdh w16sdtfl w16du wp14">
   <w:abstractNum w:abstractNumId="0" w15:restartNumberingAfterBreak="0">
+    <w:nsid w:val="01C629DE"/>
+    <w:multiLevelType w:val="multilevel"/>
+    <w:tmpl w:val="E15ACAA6"/>
+    <w:lvl w:ilvl="0">
+      <w:start w:val="1"/>
+      <w:numFmt w:val="decimal"/>
+      <w:lvlText w:val="%1."/>
+      <w:lvlJc w:val="left"/>
+      <w:pPr>
+        <w:tabs>
+          <w:tab w:val="num" w:pos="720"/>
+        </w:tabs>
+        <w:ind w:left="720" w:hanging="360"/>
+      </w:pPr>
+    </w:lvl>
+    <w:lvl w:ilvl="1" w:tentative="1">
+      <w:start w:val="1"/>
+      <w:numFmt w:val="decimal"/>
+      <w:lvlText w:val="%2."/>
+      <w:lvlJc w:val="left"/>
+      <w:pPr>
+        <w:tabs>
+          <w:tab w:val="num" w:pos="1440"/>
+        </w:tabs>
+        <w:ind w:left="1440" w:hanging="360"/>
+      </w:pPr>
+    </w:lvl>
+    <w:lvl w:ilvl="2" w:tentative="1">
+      <w:start w:val="1"/>
+      <w:numFmt w:val="decimal"/>
+      <w:lvlText w:val="%3."/>
+      <w:lvlJc w:val="left"/>
+      <w:pPr>
+        <w:tabs>
+          <w:tab w:val="num" w:pos="2160"/>
+        </w:tabs>
+        <w:ind w:left="2160" w:hanging="360"/>
+      </w:pPr>
+    </w:lvl>
+    <w:lvl w:ilvl="3" w:tentative="1">
+      <w:start w:val="1"/>
+      <w:numFmt w:val="decimal"/>
+      <w:lvlText w:val="%4."/>
+      <w:lvlJc w:val="left"/>
+      <w:pPr>
+        <w:tabs>
+          <w:tab w:val="num" w:pos="2880"/>
+        </w:tabs>
+        <w:ind w:left="2880" w:hanging="360"/>
+      </w:pPr>
+    </w:lvl>
+    <w:lvl w:ilvl="4" w:tentative="1">
+      <w:start w:val="1"/>
+      <w:numFmt w:val="decimal"/>
+      <w:lvlText w:val="%5."/>
+      <w:lvlJc w:val="left"/>
+      <w:pPr>
+        <w:tabs>
+          <w:tab w:val="num" w:pos="3600"/>
+        </w:tabs>
+        <w:ind w:left="3600" w:hanging="360"/>
+      </w:pPr>
+    </w:lvl>
+    <w:lvl w:ilvl="5" w:tentative="1">
+      <w:start w:val="1"/>
+      <w:numFmt w:val="decimal"/>
+      <w:lvlText w:val="%6."/>
+      <w:lvlJc w:val="left"/>
+      <w:pPr>
+        <w:tabs>
+          <w:tab w:val="num" w:pos="4320"/>
+        </w:tabs>
+        <w:ind w:left="4320" w:hanging="360"/>
+      </w:pPr>
+    </w:lvl>
+    <w:lvl w:ilvl="6" w:tentative="1">
+      <w:start w:val="1"/>
+      <w:numFmt w:val="decimal"/>
+      <w:lvlText w:val="%7."/>
+      <w:lvlJc w:val="left"/>
+      <w:pPr>
+        <w:tabs>
+          <w:tab w:val="num" w:pos="5040"/>
+        </w:tabs>
+        <w:ind w:left="5040" w:hanging="360"/>
+      </w:pPr>
+    </w:lvl>
+    <w:lvl w:ilvl="7" w:tentative="1">
+      <w:start w:val="1"/>
+      <w:numFmt w:val="decimal"/>
+      <w:lvlText w:val="%8."/>
+      <w:lvlJc w:val="left"/>
+      <w:pPr>
+        <w:tabs>
+          <w:tab w:val="num" w:pos="5760"/>
+        </w:tabs>
+        <w:ind w:left="5760" w:hanging="360"/>
+      </w:pPr>
+    </w:lvl>
+    <w:lvl w:ilvl="8" w:tentative="1">
+      <w:start w:val="1"/>
+      <w:numFmt w:val="decimal"/>
+      <w:lvlText w:val="%9."/>
+      <w:lvlJc w:val="left"/>
+      <w:pPr>
+        <w:tabs>
+          <w:tab w:val="num" w:pos="6480"/>
+        </w:tabs>
+        <w:ind w:left="6480" w:hanging="360"/>
+      </w:pPr>
+    </w:lvl>
+  </w:abstractNum>
+  <w:abstractNum w:abstractNumId="1" w15:restartNumberingAfterBreak="0">
     <w:nsid w:val="0D367479"/>
     <w:multiLevelType w:val="hybridMultilevel"/>
     <w:tmpl w:val="AC76DA06"/>
@@ -1788,7 +5003,7 @@
       </w:pPr>
     </w:lvl>
   </w:abstractNum>
-  <w:abstractNum w:abstractNumId="1" w15:restartNumberingAfterBreak="0">
+  <w:abstractNum w:abstractNumId="2" w15:restartNumberingAfterBreak="0">
     <w:nsid w:val="678D66A8"/>
     <w:multiLevelType w:val="hybridMultilevel"/>
     <w:tmpl w:val="57EC732C"/>
@@ -1878,9 +5093,12 @@
     </w:lvl>
   </w:abstractNum>
   <w:num w:numId="1" w16cid:durableId="1284842492">
+    <w:abstractNumId w:val="2"/>
+  </w:num>
+  <w:num w:numId="2" w16cid:durableId="1007442817">
     <w:abstractNumId w:val="1"/>
   </w:num>
-  <w:num w:numId="2" w16cid:durableId="1007442817">
+  <w:num w:numId="3" w16cid:durableId="1752460395">
     <w:abstractNumId w:val="0"/>
   </w:num>
 </w:numbering>
@@ -2829,6 +6047,186 @@
       <w:shd w:val="clear" w:color="auto" w:fill="E1DFDD"/>
     </w:rPr>
   </w:style>
+  <w:style w:type="paragraph" w:customStyle="1" w:styleId="l0">
+    <w:name w:val="l0"/>
+    <w:basedOn w:val="a"/>
+    <w:rsid w:val="00211842"/>
+    <w:pPr>
+      <w:widowControl/>
+      <w:spacing w:before="100" w:beforeAutospacing="1" w:after="100" w:afterAutospacing="1"/>
+      <w:jc w:val="left"/>
+    </w:pPr>
+    <w:rPr>
+      <w:rFonts w:ascii="宋体" w:eastAsia="宋体" w:hAnsi="宋体" w:cs="宋体"/>
+      <w:kern w:val="0"/>
+      <w:sz w:val="24"/>
+      <w:szCs w:val="24"/>
+    </w:rPr>
+  </w:style>
+  <w:style w:type="character" w:customStyle="1" w:styleId="pln">
+    <w:name w:val="pln"/>
+    <w:basedOn w:val="a0"/>
+    <w:rsid w:val="00211842"/>
+  </w:style>
+  <w:style w:type="paragraph" w:customStyle="1" w:styleId="l1">
+    <w:name w:val="l1"/>
+    <w:basedOn w:val="a"/>
+    <w:rsid w:val="00211842"/>
+    <w:pPr>
+      <w:widowControl/>
+      <w:spacing w:before="100" w:beforeAutospacing="1" w:after="100" w:afterAutospacing="1"/>
+      <w:jc w:val="left"/>
+    </w:pPr>
+    <w:rPr>
+      <w:rFonts w:ascii="宋体" w:eastAsia="宋体" w:hAnsi="宋体" w:cs="宋体"/>
+      <w:kern w:val="0"/>
+      <w:sz w:val="24"/>
+      <w:szCs w:val="24"/>
+    </w:rPr>
+  </w:style>
+  <w:style w:type="character" w:customStyle="1" w:styleId="typ">
+    <w:name w:val="typ"/>
+    <w:basedOn w:val="a0"/>
+    <w:rsid w:val="00211842"/>
+  </w:style>
+  <w:style w:type="character" w:customStyle="1" w:styleId="pun">
+    <w:name w:val="pun"/>
+    <w:basedOn w:val="a0"/>
+    <w:rsid w:val="00211842"/>
+  </w:style>
+  <w:style w:type="character" w:customStyle="1" w:styleId="str">
+    <w:name w:val="str"/>
+    <w:basedOn w:val="a0"/>
+    <w:rsid w:val="00211842"/>
+  </w:style>
+  <w:style w:type="paragraph" w:customStyle="1" w:styleId="l2">
+    <w:name w:val="l2"/>
+    <w:basedOn w:val="a"/>
+    <w:rsid w:val="00211842"/>
+    <w:pPr>
+      <w:widowControl/>
+      <w:spacing w:before="100" w:beforeAutospacing="1" w:after="100" w:afterAutospacing="1"/>
+      <w:jc w:val="left"/>
+    </w:pPr>
+    <w:rPr>
+      <w:rFonts w:ascii="宋体" w:eastAsia="宋体" w:hAnsi="宋体" w:cs="宋体"/>
+      <w:kern w:val="0"/>
+      <w:sz w:val="24"/>
+      <w:szCs w:val="24"/>
+    </w:rPr>
+  </w:style>
+  <w:style w:type="paragraph" w:customStyle="1" w:styleId="l3">
+    <w:name w:val="l3"/>
+    <w:basedOn w:val="a"/>
+    <w:rsid w:val="00211842"/>
+    <w:pPr>
+      <w:widowControl/>
+      <w:spacing w:before="100" w:beforeAutospacing="1" w:after="100" w:afterAutospacing="1"/>
+      <w:jc w:val="left"/>
+    </w:pPr>
+    <w:rPr>
+      <w:rFonts w:ascii="宋体" w:eastAsia="宋体" w:hAnsi="宋体" w:cs="宋体"/>
+      <w:kern w:val="0"/>
+      <w:sz w:val="24"/>
+      <w:szCs w:val="24"/>
+    </w:rPr>
+  </w:style>
+  <w:style w:type="paragraph" w:customStyle="1" w:styleId="l4">
+    <w:name w:val="l4"/>
+    <w:basedOn w:val="a"/>
+    <w:rsid w:val="00211842"/>
+    <w:pPr>
+      <w:widowControl/>
+      <w:spacing w:before="100" w:beforeAutospacing="1" w:after="100" w:afterAutospacing="1"/>
+      <w:jc w:val="left"/>
+    </w:pPr>
+    <w:rPr>
+      <w:rFonts w:ascii="宋体" w:eastAsia="宋体" w:hAnsi="宋体" w:cs="宋体"/>
+      <w:kern w:val="0"/>
+      <w:sz w:val="24"/>
+      <w:szCs w:val="24"/>
+    </w:rPr>
+  </w:style>
+  <w:style w:type="paragraph" w:customStyle="1" w:styleId="l5">
+    <w:name w:val="l5"/>
+    <w:basedOn w:val="a"/>
+    <w:rsid w:val="00211842"/>
+    <w:pPr>
+      <w:widowControl/>
+      <w:spacing w:before="100" w:beforeAutospacing="1" w:after="100" w:afterAutospacing="1"/>
+      <w:jc w:val="left"/>
+    </w:pPr>
+    <w:rPr>
+      <w:rFonts w:ascii="宋体" w:eastAsia="宋体" w:hAnsi="宋体" w:cs="宋体"/>
+      <w:kern w:val="0"/>
+      <w:sz w:val="24"/>
+      <w:szCs w:val="24"/>
+    </w:rPr>
+  </w:style>
+  <w:style w:type="paragraph" w:customStyle="1" w:styleId="l6">
+    <w:name w:val="l6"/>
+    <w:basedOn w:val="a"/>
+    <w:rsid w:val="00211842"/>
+    <w:pPr>
+      <w:widowControl/>
+      <w:spacing w:before="100" w:beforeAutospacing="1" w:after="100" w:afterAutospacing="1"/>
+      <w:jc w:val="left"/>
+    </w:pPr>
+    <w:rPr>
+      <w:rFonts w:ascii="宋体" w:eastAsia="宋体" w:hAnsi="宋体" w:cs="宋体"/>
+      <w:kern w:val="0"/>
+      <w:sz w:val="24"/>
+      <w:szCs w:val="24"/>
+    </w:rPr>
+  </w:style>
+  <w:style w:type="paragraph" w:customStyle="1" w:styleId="l7">
+    <w:name w:val="l7"/>
+    <w:basedOn w:val="a"/>
+    <w:rsid w:val="00211842"/>
+    <w:pPr>
+      <w:widowControl/>
+      <w:spacing w:before="100" w:beforeAutospacing="1" w:after="100" w:afterAutospacing="1"/>
+      <w:jc w:val="left"/>
+    </w:pPr>
+    <w:rPr>
+      <w:rFonts w:ascii="宋体" w:eastAsia="宋体" w:hAnsi="宋体" w:cs="宋体"/>
+      <w:kern w:val="0"/>
+      <w:sz w:val="24"/>
+      <w:szCs w:val="24"/>
+    </w:rPr>
+  </w:style>
+  <w:style w:type="paragraph" w:customStyle="1" w:styleId="l8">
+    <w:name w:val="l8"/>
+    <w:basedOn w:val="a"/>
+    <w:rsid w:val="00211842"/>
+    <w:pPr>
+      <w:widowControl/>
+      <w:spacing w:before="100" w:beforeAutospacing="1" w:after="100" w:afterAutospacing="1"/>
+      <w:jc w:val="left"/>
+    </w:pPr>
+    <w:rPr>
+      <w:rFonts w:ascii="宋体" w:eastAsia="宋体" w:hAnsi="宋体" w:cs="宋体"/>
+      <w:kern w:val="0"/>
+      <w:sz w:val="24"/>
+      <w:szCs w:val="24"/>
+    </w:rPr>
+  </w:style>
+  <w:style w:type="paragraph" w:customStyle="1" w:styleId="l9">
+    <w:name w:val="l9"/>
+    <w:basedOn w:val="a"/>
+    <w:rsid w:val="00211842"/>
+    <w:pPr>
+      <w:widowControl/>
+      <w:spacing w:before="100" w:beforeAutospacing="1" w:after="100" w:afterAutospacing="1"/>
+      <w:jc w:val="left"/>
+    </w:pPr>
+    <w:rPr>
+      <w:rFonts w:ascii="宋体" w:eastAsia="宋体" w:hAnsi="宋体" w:cs="宋体"/>
+      <w:kern w:val="0"/>
+      <w:sz w:val="24"/>
+      <w:szCs w:val="24"/>
+    </w:rPr>
+  </w:style>
 </w:styles>
 </file>
 
